--- a/MANUAL_SOLOREF.docx
+++ b/MANUAL_SOLOREF.docx
@@ -316,7 +316,7 @@
         <w:t xml:space="preserve"> </w:t>
       </w:r>
       <w:r>
-        <w:t xml:space="preserve">5. Entrada de dados (as sete abas)</w:t>
+        <w:t xml:space="preserve">5. Entrada de dados (as oito abas)</w:t>
       </w:r>
       <w:r>
         <w:t xml:space="preserve"> </w:t>
@@ -335,6 +335,12 @@
       </w:r>
       <w:r>
         <w:t xml:space="preserve">- 7.1 Rankine · 7.2 Coulomb · 7.3 Dois Blocos · 7.4 Bishop · 7.5 Geossintéticos</w:t>
+      </w:r>
+      <w:r>
+        <w:t xml:space="preserve"> </w:t>
+      </w:r>
+      <w:r>
+        <w:t xml:space="preserve">· 7.6 Estabilidade externa</w:t>
       </w:r>
       <w:r>
         <w:t xml:space="preserve"> </w:t>
@@ -533,28 +539,28 @@
         <w:pStyle w:val="BodyText"/>
       </w:pPr>
       <w:r>
-        <w:t xml:space="preserve">Na prática, o programa responde a três perguntas de projeto:</w:t>
-      </w:r>
-      <w:r>
-        <w:t xml:space="preserve"> </w:t>
-      </w:r>
-      <w:r>
-        <w:rPr>
-          <w:b/>
-        </w:rPr>
-        <w:t xml:space="preserve">qual o esforço que</w:t>
-      </w:r>
-      <w:r>
-        <w:rPr>
-          <w:b/>
-        </w:rPr>
-        <w:t xml:space="preserve"> </w:t>
-      </w:r>
-      <w:r>
-        <w:rPr>
-          <w:b/>
-        </w:rPr>
-        <w:t xml:space="preserve">o solo retido impõe à estrutura</w:t>
+        <w:t xml:space="preserve">Na prática, o programa responde a quatro perguntas de projeto:</w:t>
+      </w:r>
+      <w:r>
+        <w:t xml:space="preserve"> </w:t>
+      </w:r>
+      <w:r>
+        <w:rPr>
+          <w:b/>
+        </w:rPr>
+        <w:t xml:space="preserve">qual o esforço</w:t>
+      </w:r>
+      <w:r>
+        <w:rPr>
+          <w:b/>
+        </w:rPr>
+        <w:t xml:space="preserve"> </w:t>
+      </w:r>
+      <w:r>
+        <w:rPr>
+          <w:b/>
+        </w:rPr>
+        <w:t xml:space="preserve">que o solo retido impõe à estrutura</w:t>
       </w:r>
       <w:r>
         <w:t xml:space="preserve"> </w:t>
@@ -569,58 +575,103 @@
         <w:rPr>
           <w:b/>
         </w:rPr>
-        <w:t xml:space="preserve">qual a segurança do maciço</w:t>
-      </w:r>
-      <w:r>
-        <w:rPr>
-          <w:b/>
-        </w:rPr>
-        <w:t xml:space="preserve"> </w:t>
-      </w:r>
-      <w:r>
-        <w:rPr>
-          <w:b/>
-        </w:rPr>
-        <w:t xml:space="preserve">contra o escorregamento</w:t>
-      </w:r>
-      <w:r>
-        <w:t xml:space="preserve"> </w:t>
-      </w:r>
-      <w:r>
-        <w:t xml:space="preserve">(fator de segurança) e</w:t>
-      </w:r>
-      <w:r>
-        <w:t xml:space="preserve"> </w:t>
-      </w:r>
-      <w:r>
-        <w:rPr>
-          <w:b/>
-        </w:rPr>
-        <w:t xml:space="preserve">quanto reforço é preciso</w:t>
-      </w:r>
-      <w:r>
-        <w:t xml:space="preserve"> </w:t>
-      </w:r>
-      <w:r>
-        <w:t xml:space="preserve">para</w:t>
-      </w:r>
-      <w:r>
-        <w:t xml:space="preserve"> </w:t>
-      </w:r>
-      <w:r>
-        <w:t xml:space="preserve">atingir a segurança desejada. Para isso reúne quatro métodos clássicos de análise</w:t>
-      </w:r>
-      <w:r>
-        <w:t xml:space="preserve"> </w:t>
-      </w:r>
-      <w:r>
-        <w:t xml:space="preserve">por cunha — Rankine, Coulomb, Dois Blocos e Bishop simplificado — mais um módulo</w:t>
-      </w:r>
-      <w:r>
-        <w:t xml:space="preserve"> </w:t>
-      </w:r>
-      <w:r>
-        <w:t xml:space="preserve">de dimensionamento de reforço com geossintéticos.</w:t>
+        <w:t xml:space="preserve">qual a segurança do</w:t>
+      </w:r>
+      <w:r>
+        <w:rPr>
+          <w:b/>
+        </w:rPr>
+        <w:t xml:space="preserve"> </w:t>
+      </w:r>
+      <w:r>
+        <w:rPr>
+          <w:b/>
+        </w:rPr>
+        <w:t xml:space="preserve">maciço contra o escorregamento</w:t>
+      </w:r>
+      <w:r>
+        <w:t xml:space="preserve"> </w:t>
+      </w:r>
+      <w:r>
+        <w:t xml:space="preserve">(fator de segurança),</w:t>
+      </w:r>
+      <w:r>
+        <w:t xml:space="preserve"> </w:t>
+      </w:r>
+      <w:r>
+        <w:rPr>
+          <w:b/>
+        </w:rPr>
+        <w:t xml:space="preserve">quanto reforço é</w:t>
+      </w:r>
+      <w:r>
+        <w:rPr>
+          <w:b/>
+        </w:rPr>
+        <w:t xml:space="preserve"> </w:t>
+      </w:r>
+      <w:r>
+        <w:rPr>
+          <w:b/>
+        </w:rPr>
+        <w:t xml:space="preserve">preciso</w:t>
+      </w:r>
+      <w:r>
+        <w:t xml:space="preserve"> </w:t>
+      </w:r>
+      <w:r>
+        <w:t xml:space="preserve">para atingir a segurança desejada, e</w:t>
+      </w:r>
+      <w:r>
+        <w:t xml:space="preserve"> </w:t>
+      </w:r>
+      <w:r>
+        <w:rPr>
+          <w:b/>
+        </w:rPr>
+        <w:t xml:space="preserve">o maciço reforçado, tratado</w:t>
+      </w:r>
+      <w:r>
+        <w:rPr>
+          <w:b/>
+        </w:rPr>
+        <w:t xml:space="preserve"> </w:t>
+      </w:r>
+      <w:r>
+        <w:rPr>
+          <w:b/>
+        </w:rPr>
+        <w:t xml:space="preserve">como um bloco, resiste a deslizar, tombar e afundar na fundação</w:t>
+      </w:r>
+      <w:r>
+        <w:t xml:space="preserve"> </w:t>
+      </w:r>
+      <w:r>
+        <w:t xml:space="preserve">(estabilidade</w:t>
+      </w:r>
+      <w:r>
+        <w:t xml:space="preserve"> </w:t>
+      </w:r>
+      <w:r>
+        <w:t xml:space="preserve">externa). Para isso reúne quatro métodos clássicos de análise por cunha —</w:t>
+      </w:r>
+      <w:r>
+        <w:t xml:space="preserve"> </w:t>
+      </w:r>
+      <w:r>
+        <w:t xml:space="preserve">Rankine, Coulomb, Dois Blocos e Bishop simplificado —, um módulo de</w:t>
+      </w:r>
+      <w:r>
+        <w:t xml:space="preserve"> </w:t>
+      </w:r>
+      <w:r>
+        <w:t xml:space="preserve">dimensionamento de reforço com geossintéticos, e a verificação de estabilidade</w:t>
+      </w:r>
+      <w:r>
+        <w:t xml:space="preserve"> </w:t>
+      </w:r>
+      <w:r>
+        <w:t xml:space="preserve">externa (seção 7.6).</w:t>
       </w:r>
     </w:p>
     <w:p>
@@ -628,7 +679,7 @@
         <w:pStyle w:val="BodyText"/>
       </w:pPr>
       <w:r>
-        <w:t xml:space="preserve">O programa cobre hoje a</w:t>
+        <w:t xml:space="preserve">O programa cobre tanto a</w:t>
       </w:r>
       <w:r>
         <w:t xml:space="preserve"> </w:t>
@@ -649,28 +700,40 @@
         <w:t xml:space="preserve"> </w:t>
       </w:r>
       <w:r>
-        <w:t xml:space="preserve">dentro do maciço reforçado). As verificações de</w:t>
-      </w:r>
-      <w:r>
-        <w:t xml:space="preserve"> </w:t>
-      </w:r>
-      <w:r>
-        <w:rPr>
-          <w:b/>
-        </w:rPr>
-        <w:t xml:space="preserve">estabilidade externa</w:t>
-      </w:r>
-      <w:r>
-        <w:t xml:space="preserve"> </w:t>
-      </w:r>
-      <w:r>
-        <w:t xml:space="preserve">(deslizamento na base, tombamento e capacidade de carga da fundação) estão</w:t>
-      </w:r>
-      <w:r>
-        <w:t xml:space="preserve"> </w:t>
-      </w:r>
-      <w:r>
-        <w:t xml:space="preserve">previstas para uma etapa futura, registrada na Parte III.</w:t>
+        <w:t xml:space="preserve">dentro do maciço reforçado — os cinco métodos acima) quanto a</w:t>
+      </w:r>
+      <w:r>
+        <w:t xml:space="preserve"> </w:t>
+      </w:r>
+      <w:r>
+        <w:rPr>
+          <w:b/>
+        </w:rPr>
+        <w:t xml:space="preserve">estabilidade</w:t>
+      </w:r>
+      <w:r>
+        <w:rPr>
+          <w:b/>
+        </w:rPr>
+        <w:t xml:space="preserve"> </w:t>
+      </w:r>
+      <w:r>
+        <w:rPr>
+          <w:b/>
+        </w:rPr>
+        <w:t xml:space="preserve">externa</w:t>
+      </w:r>
+      <w:r>
+        <w:t xml:space="preserve"> </w:t>
+      </w:r>
+      <w:r>
+        <w:t xml:space="preserve">(deslizamento na base, tombamento e capacidade de carga da fundação</w:t>
+      </w:r>
+      <w:r>
+        <w:t xml:space="preserve"> </w:t>
+      </w:r>
+      <w:r>
+        <w:t xml:space="preserve">— seção 7.6), que trata o maciço reforçado como um bloco rígido.</w:t>
       </w:r>
     </w:p>
     <w:p>
@@ -1001,19 +1064,46 @@
         <w:t xml:space="preserve"> </w:t>
       </w:r>
       <w:r>
-        <w:t xml:space="preserve">reforçado não rompe por dentro (reforço insuficiente, arrancamento). Estabilidade</w:t>
-      </w:r>
-      <w:r>
-        <w:t xml:space="preserve"> </w:t>
-      </w:r>
-      <w:r>
-        <w:t xml:space="preserve">externa trata o maciço como um bloco e pergunta se ele desliza, tomba ou afunda.</w:t>
-      </w:r>
-      <w:r>
-        <w:t xml:space="preserve"> </w:t>
-      </w:r>
-      <w:r>
-        <w:t xml:space="preserve">O SoloRef, nesta versão, trata da interna.</w:t>
+        <w:t xml:space="preserve">reforçado não rompe por dentro (reforço insuficiente, arrancamento) — os cinco</w:t>
+      </w:r>
+      <w:r>
+        <w:t xml:space="preserve"> </w:t>
+      </w:r>
+      <w:r>
+        <w:t xml:space="preserve">métodos de cunha e o dimensionamento do reforço (seções 7.1–7.5). Estabilidade</w:t>
+      </w:r>
+      <w:r>
+        <w:t xml:space="preserve"> </w:t>
+      </w:r>
+      <w:r>
+        <w:t xml:space="preserve">externa trata o maciço como um bloco rígido e pergunta se ele desliza, tomba ou</w:t>
+      </w:r>
+      <w:r>
+        <w:t xml:space="preserve"> </w:t>
+      </w:r>
+      <w:r>
+        <w:t xml:space="preserve">afunda na fundação — o método</w:t>
+      </w:r>
+      <w:r>
+        <w:t xml:space="preserve"> </w:t>
+      </w:r>
+      <w:r>
+        <w:rPr>
+          <w:b/>
+        </w:rPr>
+        <w:t xml:space="preserve">Estabilidade Externa</w:t>
+      </w:r>
+      <w:r>
+        <w:t xml:space="preserve"> </w:t>
+      </w:r>
+      <w:r>
+        <w:t xml:space="preserve">(seção 7.6). O SoloRef</w:t>
+      </w:r>
+      <w:r>
+        <w:t xml:space="preserve"> </w:t>
+      </w:r>
+      <w:r>
+        <w:t xml:space="preserve">cobre as duas.</w:t>
       </w:r>
     </w:p>
     <w:p>
@@ -1140,7 +1230,96 @@
         <w:pStyle w:val="FirstParagraph"/>
       </w:pPr>
       <w:r>
-        <w:t xml:space="preserve">A janela principal reproduz a metáfora do programa original. No alto estão os</w:t>
+        <w:t xml:space="preserve">A janela principal é dividida em três painéis lado a lado —</w:t>
+      </w:r>
+      <w:r>
+        <w:t xml:space="preserve"> </w:t>
+      </w:r>
+      <w:r>
+        <w:rPr>
+          <w:b/>
+        </w:rPr>
+        <w:t xml:space="preserve">Dados</w:t>
+      </w:r>
+      <w:r>
+        <w:t xml:space="preserve"> </w:t>
+      </w:r>
+      <w:r>
+        <w:t xml:space="preserve">(entrada,</w:t>
+      </w:r>
+      <w:r>
+        <w:t xml:space="preserve"> </w:t>
+      </w:r>
+      <w:r>
+        <w:t xml:space="preserve">à esquerda),</w:t>
+      </w:r>
+      <w:r>
+        <w:t xml:space="preserve"> </w:t>
+      </w:r>
+      <w:r>
+        <w:rPr>
+          <w:b/>
+        </w:rPr>
+        <w:t xml:space="preserve">Esquema ilustrativo</w:t>
+      </w:r>
+      <w:r>
+        <w:t xml:space="preserve"> </w:t>
+      </w:r>
+      <w:r>
+        <w:t xml:space="preserve">(ao centro) e</w:t>
+      </w:r>
+      <w:r>
+        <w:t xml:space="preserve"> </w:t>
+      </w:r>
+      <w:r>
+        <w:rPr>
+          <w:b/>
+        </w:rPr>
+        <w:t xml:space="preserve">Resultado</w:t>
+      </w:r>
+      <w:r>
+        <w:t xml:space="preserve"> </w:t>
+      </w:r>
+      <w:r>
+        <w:t xml:space="preserve">(à direita) —</w:t>
+      </w:r>
+      <w:r>
+        <w:t xml:space="preserve"> </w:t>
+      </w:r>
+      <w:r>
+        <w:t xml:space="preserve">mais o</w:t>
+      </w:r>
+      <w:r>
+        <w:t xml:space="preserve"> </w:t>
+      </w:r>
+      <w:r>
+        <w:rPr>
+          <w:b/>
+        </w:rPr>
+        <w:t xml:space="preserve">Quadro Resumo</w:t>
+      </w:r>
+      <w:r>
+        <w:t xml:space="preserve">, um painel acoplável (dock) que abre na base. Não há</w:t>
+      </w:r>
+      <w:r>
+        <w:t xml:space="preserve"> </w:t>
+      </w:r>
+      <w:r>
+        <w:t xml:space="preserve">diálogos modais nem sub-janelas MDI: editar um dado, escolher um método e ver o</w:t>
+      </w:r>
+      <w:r>
+        <w:t xml:space="preserve"> </w:t>
+      </w:r>
+      <w:r>
+        <w:t xml:space="preserve">resultado acontece tudo na mesma tela, ao vivo.</w:t>
+      </w:r>
+    </w:p>
+    <w:p>
+      <w:pPr>
+        <w:pStyle w:val="BodyText"/>
+      </w:pPr>
+      <w:r>
+        <w:t xml:space="preserve">No alto ficam os</w:t>
       </w:r>
       <w:r>
         <w:t xml:space="preserve"> </w:t>
@@ -1155,169 +1334,204 @@
         <w:t xml:space="preserve"> </w:t>
       </w:r>
       <w:r>
-        <w:t xml:space="preserve">(Sistema, Dimensionamento, Relatórios, Janelas, Ajuda) e uma</w:t>
-      </w:r>
-      <w:r>
-        <w:t xml:space="preserve"> </w:t>
-      </w:r>
-      <w:r>
-        <w:rPr>
-          <w:b/>
-        </w:rPr>
-        <w:t xml:space="preserve">barra de</w:t>
-      </w:r>
-      <w:r>
-        <w:rPr>
-          <w:b/>
-        </w:rPr>
-        <w:t xml:space="preserve"> </w:t>
-      </w:r>
-      <w:r>
-        <w:rPr>
-          <w:b/>
-        </w:rPr>
-        <w:t xml:space="preserve">ferramentas</w:t>
-      </w:r>
-      <w:r>
-        <w:t xml:space="preserve"> </w:t>
-      </w:r>
-      <w:r>
-        <w:t xml:space="preserve">com nove botões, na ordem:</w:t>
-      </w:r>
-      <w:r>
-        <w:t xml:space="preserve"> </w:t>
-      </w:r>
-      <w:r>
-        <w:rPr>
-          <w:b/>
-        </w:rPr>
-        <w:t xml:space="preserve">ED</w:t>
-      </w:r>
-      <w:r>
-        <w:t xml:space="preserve"> </w:t>
-      </w:r>
-      <w:r>
-        <w:t xml:space="preserve">(entrada de dados),</w:t>
-      </w:r>
-      <w:r>
-        <w:t xml:space="preserve"> </w:t>
-      </w:r>
-      <w:r>
-        <w:rPr>
-          <w:b/>
-        </w:rPr>
-        <w:t xml:space="preserve">Coul</w:t>
-      </w:r>
-      <w:r>
-        <w:t xml:space="preserve"> </w:t>
-      </w:r>
-      <w:r>
-        <w:t xml:space="preserve">(Coulomb),</w:t>
-      </w:r>
-      <w:r>
-        <w:t xml:space="preserve"> </w:t>
-      </w:r>
-      <w:r>
-        <w:rPr>
-          <w:b/>
-        </w:rPr>
-        <w:t xml:space="preserve">Rank</w:t>
-      </w:r>
-      <w:r>
-        <w:t xml:space="preserve"> </w:t>
-      </w:r>
-      <w:r>
-        <w:t xml:space="preserve">(Rankine),</w:t>
-      </w:r>
-      <w:r>
-        <w:t xml:space="preserve"> </w:t>
-      </w:r>
-      <w:r>
-        <w:rPr>
-          <w:b/>
-        </w:rPr>
-        <w:t xml:space="preserve">DB</w:t>
-      </w:r>
-      <w:r>
-        <w:t xml:space="preserve"> </w:t>
-      </w:r>
-      <w:r>
-        <w:t xml:space="preserve">(Dois Blocos),</w:t>
-      </w:r>
-      <w:r>
-        <w:t xml:space="preserve"> </w:t>
-      </w:r>
-      <w:r>
-        <w:rPr>
-          <w:b/>
-        </w:rPr>
-        <w:t xml:space="preserve">Bish</w:t>
-      </w:r>
-      <w:r>
-        <w:t xml:space="preserve"> </w:t>
-      </w:r>
-      <w:r>
-        <w:t xml:space="preserve">(Bishop),</w:t>
-      </w:r>
-      <w:r>
-        <w:t xml:space="preserve"> </w:t>
-      </w:r>
-      <w:r>
-        <w:rPr>
-          <w:b/>
-        </w:rPr>
-        <w:t xml:space="preserve">Ref</w:t>
-      </w:r>
-      <w:r>
-        <w:t xml:space="preserve"> </w:t>
-      </w:r>
-      <w:r>
-        <w:t xml:space="preserve">(reforço com geossintéticos),</w:t>
-      </w:r>
-      <w:r>
-        <w:t xml:space="preserve"> </w:t>
-      </w:r>
-      <w:r>
-        <w:rPr>
-          <w:b/>
-        </w:rPr>
-        <w:t xml:space="preserve">Ext</w:t>
-      </w:r>
-      <w:r>
-        <w:t xml:space="preserve"> </w:t>
-      </w:r>
-      <w:r>
-        <w:t xml:space="preserve">(estabilidade externa — reservado),</w:t>
-      </w:r>
-      <w:r>
-        <w:t xml:space="preserve"> </w:t>
-      </w:r>
-      <w:r>
-        <w:rPr>
-          <w:b/>
-        </w:rPr>
-        <w:t xml:space="preserve">Resu</w:t>
-      </w:r>
-      <w:r>
-        <w:t xml:space="preserve"> </w:t>
-      </w:r>
-      <w:r>
-        <w:t xml:space="preserve">(quadro resumo) e</w:t>
-      </w:r>
-      <w:r>
-        <w:t xml:space="preserve"> </w:t>
-      </w:r>
-      <w:r>
-        <w:rPr>
-          <w:b/>
-        </w:rPr>
-        <w:t xml:space="preserve">Rela</w:t>
-      </w:r>
-      <w:r>
-        <w:t xml:space="preserve"> </w:t>
-      </w:r>
-      <w:r>
-        <w:t xml:space="preserve">(relatórios). A área central é um espaço</w:t>
+        <w:t xml:space="preserve">(Sistema, Dimensionamento, Relatórios, Janelas,</w:t>
+      </w:r>
+      <w:r>
+        <w:t xml:space="preserve"> </w:t>
+      </w:r>
+      <w:r>
+        <w:t xml:space="preserve">Ajuda) e uma</w:t>
+      </w:r>
+      <w:r>
+        <w:t xml:space="preserve"> </w:t>
+      </w:r>
+      <w:r>
+        <w:rPr>
+          <w:b/>
+        </w:rPr>
+        <w:t xml:space="preserve">navbar única</w:t>
+      </w:r>
+      <w:r>
+        <w:t xml:space="preserve"> </w:t>
+      </w:r>
+      <w:r>
+        <w:t xml:space="preserve">(toolbar, com os mesmos itens do menu</w:t>
+      </w:r>
+      <w:r>
+        <w:t xml:space="preserve"> </w:t>
+      </w:r>
+      <w:r>
+        <w:t xml:space="preserve">Dimensionamento) com nomes completos, na ordem:</w:t>
+      </w:r>
+      <w:r>
+        <w:t xml:space="preserve"> </w:t>
+      </w:r>
+      <w:r>
+        <w:rPr>
+          <w:b/>
+        </w:rPr>
+        <w:t xml:space="preserve">Entrada de dados</w:t>
+      </w:r>
+      <w:r>
+        <w:t xml:space="preserve">, os</w:t>
+      </w:r>
+      <w:r>
+        <w:t xml:space="preserve"> </w:t>
+      </w:r>
+      <w:r>
+        <w:rPr>
+          <w:b/>
+        </w:rPr>
+        <w:t xml:space="preserve">cinco métodos</w:t>
+      </w:r>
+      <w:r>
+        <w:t xml:space="preserve"> </w:t>
+      </w:r>
+      <w:r>
+        <w:t xml:space="preserve">(Coulomb, Rankine, Dois Blocos, Bishop, Reforço com</w:t>
+      </w:r>
+      <w:r>
+        <w:t xml:space="preserve"> </w:t>
+      </w:r>
+      <w:r>
+        <w:t xml:space="preserve">geossintéticos — funcionam como abas exclusivas: clicar troca o método ativo e</w:t>
+      </w:r>
+      <w:r>
+        <w:t xml:space="preserve"> </w:t>
+      </w:r>
+      <w:r>
+        <w:t xml:space="preserve">recalcula),</w:t>
+      </w:r>
+      <w:r>
+        <w:t xml:space="preserve"> </w:t>
+      </w:r>
+      <w:r>
+        <w:rPr>
+          <w:b/>
+        </w:rPr>
+        <w:t xml:space="preserve">Comparar métodos</w:t>
+      </w:r>
+      <w:r>
+        <w:t xml:space="preserve">,</w:t>
+      </w:r>
+      <w:r>
+        <w:t xml:space="preserve"> </w:t>
+      </w:r>
+      <w:r>
+        <w:rPr>
+          <w:b/>
+        </w:rPr>
+        <w:t xml:space="preserve">Estabilidade externa</w:t>
+      </w:r>
+      <w:r>
+        <w:t xml:space="preserve"> </w:t>
+      </w:r>
+      <w:r>
+        <w:t xml:space="preserve">(reservado),</w:t>
+      </w:r>
+      <w:r>
+        <w:t xml:space="preserve"> </w:t>
+      </w:r>
+      <w:r>
+        <w:rPr>
+          <w:b/>
+        </w:rPr>
+        <w:t xml:space="preserve">Quadro Resumo</w:t>
+      </w:r>
+      <w:r>
+        <w:t xml:space="preserve"> </w:t>
+      </w:r>
+      <w:r>
+        <w:t xml:space="preserve">e</w:t>
+      </w:r>
+      <w:r>
+        <w:t xml:space="preserve"> </w:t>
+      </w:r>
+      <w:r>
+        <w:rPr>
+          <w:b/>
+        </w:rPr>
+        <w:t xml:space="preserve">Relatórios</w:t>
+      </w:r>
+      <w:r>
+        <w:t xml:space="preserve">. Na base, a barra de status informa o que o</w:t>
+      </w:r>
+      <w:r>
+        <w:t xml:space="preserve"> </w:t>
+      </w:r>
+      <w:r>
+        <w:t xml:space="preserve">programa está fazendo e mostra o resultado do último cálculo — ou o primeiro</w:t>
+      </w:r>
+      <w:r>
+        <w:t xml:space="preserve"> </w:t>
+      </w:r>
+      <w:r>
+        <w:t xml:space="preserve">aviso de aplicabilidade do método, quando houver (seção 7).</w:t>
+      </w:r>
+    </w:p>
+    <w:p>
+      <w:pPr>
+        <w:pStyle w:val="BodyText"/>
+      </w:pPr>
+      <w:r>
+        <w:t xml:space="preserve">O</w:t>
+      </w:r>
+      <w:r>
+        <w:t xml:space="preserve"> </w:t>
+      </w:r>
+      <w:r>
+        <w:rPr>
+          <w:b/>
+        </w:rPr>
+        <w:t xml:space="preserve">esquema ilustrativo</w:t>
+      </w:r>
+      <w:r>
+        <w:t xml:space="preserve">, ao centro, não é um desenho genérico: depois de</w:t>
+      </w:r>
+      <w:r>
+        <w:t xml:space="preserve"> </w:t>
+      </w:r>
+      <w:r>
+        <w:t xml:space="preserve">calcular um método, ele passa a desenhar por cima do muro a</w:t>
+      </w:r>
+      <w:r>
+        <w:t xml:space="preserve"> </w:t>
+      </w:r>
+      <w:r>
+        <w:rPr>
+          <w:b/>
+        </w:rPr>
+        <w:t xml:space="preserve">superfície</w:t>
+      </w:r>
+      <w:r>
+        <w:rPr>
+          <w:b/>
+        </w:rPr>
+        <w:t xml:space="preserve"> </w:t>
+      </w:r>
+      <w:r>
+        <w:rPr>
+          <w:b/>
+        </w:rPr>
+        <w:t xml:space="preserve">crítica</w:t>
+      </w:r>
+      <w:r>
+        <w:t xml:space="preserve"> </w:t>
+      </w:r>
+      <w:r>
+        <w:t xml:space="preserve">que aquele método encontrou — a reta da cunha (Rankine/Coulomb), a</w:t>
+      </w:r>
+      <w:r>
+        <w:t xml:space="preserve"> </w:t>
+      </w:r>
+      <w:r>
+        <w:t xml:space="preserve">bilinear (Dois Blocos), o círculo crítico (Bishop) ou as camadas de reforço</w:t>
+      </w:r>
+      <w:r>
+        <w:t xml:space="preserve"> </w:t>
+      </w:r>
+      <w:r>
+        <w:t xml:space="preserve">(Geossintéticos) — com um rótulo curto (ex.</w:t>
       </w:r>
       <w:r>
         <w:t xml:space="preserve"> </w:t>
@@ -1326,28 +1540,40 @@
         <w:t xml:space="preserve">“</w:t>
       </w:r>
       <w:r>
-        <w:t xml:space="preserve">MDI</w:t>
+        <w:t xml:space="preserve">cunha 60,0°</w:t>
       </w:r>
       <w:r>
         <w:t xml:space="preserve">”</w:t>
       </w:r>
       <w:r>
-        <w:t xml:space="preserve"> </w:t>
-      </w:r>
-      <w:r>
-        <w:t xml:space="preserve">onde as sub-janelas (como o quadro resumo) se abrem. Na base, uma barra de</w:t>
-      </w:r>
-      <w:r>
-        <w:t xml:space="preserve"> </w:t>
-      </w:r>
-      <w:r>
-        <w:t xml:space="preserve">status informa o que o programa está fazendo e mostra o resultado do último</w:t>
-      </w:r>
-      <w:r>
-        <w:t xml:space="preserve"> </w:t>
-      </w:r>
-      <w:r>
-        <w:t xml:space="preserve">cálculo.</w:t>
+        <w:t xml:space="preserve">,</w:t>
+      </w:r>
+      <w:r>
+        <w:t xml:space="preserve"> </w:t>
+      </w:r>
+      <w:r>
+        <w:t xml:space="preserve">“</w:t>
+      </w:r>
+      <w:r>
+        <w:t xml:space="preserve">FS = 1,945</w:t>
+      </w:r>
+      <w:r>
+        <w:t xml:space="preserve">”</w:t>
+      </w:r>
+      <w:r>
+        <w:t xml:space="preserve">).</w:t>
+      </w:r>
+      <w:r>
+        <w:t xml:space="preserve"> </w:t>
+      </w:r>
+      <w:r>
+        <w:t xml:space="preserve">Editar um dado sem recalcular volta ao traço genérico, para não deixar na tela</w:t>
+      </w:r>
+      <w:r>
+        <w:t xml:space="preserve"> </w:t>
+      </w:r>
+      <w:r>
+        <w:t xml:space="preserve">uma cunha desatualizada.</w:t>
       </w:r>
     </w:p>
     <w:p>
@@ -1355,49 +1581,177 @@
         <w:pStyle w:val="BodyText"/>
       </w:pPr>
       <w:r>
-        <w:t xml:space="preserve">O fluxo típico é sempre o mesmo:</w:t>
-      </w:r>
-      <w:r>
-        <w:t xml:space="preserve"> </w:t>
-      </w:r>
-      <w:r>
-        <w:rPr>
-          <w:b/>
-        </w:rPr>
-        <w:t xml:space="preserve">ED</w:t>
-      </w:r>
-      <w:r>
-        <w:t xml:space="preserve"> </w:t>
-      </w:r>
-      <w:r>
-        <w:t xml:space="preserve">para descrever a estrutura, depois um dos</w:t>
-      </w:r>
-      <w:r>
-        <w:t xml:space="preserve"> </w:t>
-      </w:r>
-      <w:r>
-        <w:t xml:space="preserve">botões de método para calcular, e o resultado se acumula no</w:t>
-      </w:r>
-      <w:r>
-        <w:t xml:space="preserve"> </w:t>
-      </w:r>
-      <w:r>
-        <w:rPr>
-          <w:b/>
-        </w:rPr>
-        <w:t xml:space="preserve">quadro resumo</w:t>
-      </w:r>
-      <w:r>
-        <w:t xml:space="preserve">.</w:t>
+        <w:t xml:space="preserve">O fluxo típico é: entrar os dados (painel da esquerda, sempre visível), escolher</w:t>
+      </w:r>
+      <w:r>
+        <w:t xml:space="preserve"> </w:t>
+      </w:r>
+      <w:r>
+        <w:t xml:space="preserve">um método na navbar para ver o resultado no painel da direita, e</w:t>
+      </w:r>
+      <w:r>
+        <w:t xml:space="preserve"> </w:t>
+      </w:r>
+      <w:r>
+        <w:rPr>
+          <w:b/>
+        </w:rPr>
+        <w:t xml:space="preserve">Registrar no</w:t>
+      </w:r>
+      <w:r>
+        <w:rPr>
+          <w:b/>
+        </w:rPr>
+        <w:t xml:space="preserve"> </w:t>
+      </w:r>
+      <w:r>
+        <w:rPr>
+          <w:b/>
+        </w:rPr>
+        <w:t xml:space="preserve">quadro</w:t>
+      </w:r>
+      <w:r>
+        <w:t xml:space="preserve"> </w:t>
+      </w:r>
+      <w:r>
+        <w:t xml:space="preserve">quando quiser guardar aquela situação para comparar depois. Para</w:t>
+      </w:r>
+      <w:r>
+        <w:t xml:space="preserve"> </w:t>
+      </w:r>
+      <w:r>
+        <w:t xml:space="preserve">comparar</w:t>
+      </w:r>
+      <w:r>
+        <w:t xml:space="preserve"> </w:t>
+      </w:r>
+      <w:r>
+        <w:rPr>
+          <w:b/>
+        </w:rPr>
+        <w:t xml:space="preserve">todos</w:t>
+      </w:r>
+      <w:r>
+        <w:t xml:space="preserve"> </w:t>
+      </w:r>
+      <w:r>
+        <w:t xml:space="preserve">os métodos de uma vez — o propósito central do programa —</w:t>
+      </w:r>
+      <w:r>
+        <w:t xml:space="preserve"> </w:t>
+      </w:r>
+      <w:r>
+        <w:t xml:space="preserve">use</w:t>
+      </w:r>
+      <w:r>
+        <w:t xml:space="preserve"> </w:t>
+      </w:r>
+      <w:r>
+        <w:rPr>
+          <w:b/>
+        </w:rPr>
+        <w:t xml:space="preserve">Comparar métodos</w:t>
+      </w:r>
+      <w:r>
+        <w:t xml:space="preserve">: roda os cinco métodos de cunha</w:t>
+      </w:r>
+      <w:r>
+        <w:t xml:space="preserve"> </w:t>
+      </w:r>
+      <w:r>
+        <w:rPr>
+          <w:b/>
+        </w:rPr>
+        <w:t xml:space="preserve">e</w:t>
+      </w:r>
+      <w:r>
+        <w:t xml:space="preserve"> </w:t>
+      </w:r>
+      <w:r>
+        <w:t xml:space="preserve">a estabilidade</w:t>
+      </w:r>
+      <w:r>
+        <w:t xml:space="preserve"> </w:t>
+      </w:r>
+      <w:r>
+        <w:t xml:space="preserve">externa (seção 7.6) para o projeto atual e registra tudo numa única coluna do</w:t>
+      </w:r>
+      <w:r>
+        <w:t xml:space="preserve"> </w:t>
+      </w:r>
+      <w:r>
+        <w:t xml:space="preserve">Quadro Resumo, sem precisar clicar método por método (seção 8).</w:t>
+      </w:r>
+    </w:p>
+    <w:p>
+      <w:pPr>
+        <w:pStyle w:val="BodyText"/>
+      </w:pPr>
+      <w:r>
+        <w:t xml:space="preserve">Trocar para um método já calculado com os mesmos dados é instantâneo: o</w:t>
+      </w:r>
+      <w:r>
+        <w:t xml:space="preserve"> </w:t>
+      </w:r>
+      <w:r>
+        <w:t xml:space="preserve">programa guarda o último resultado de cada método num cache e só recalcula se</w:t>
+      </w:r>
+      <w:r>
+        <w:t xml:space="preserve"> </w:t>
+      </w:r>
+      <w:r>
+        <w:t xml:space="preserve">algo mudou desde então. Dois Blocos e Bishop rodam uma otimização numérica e</w:t>
+      </w:r>
+      <w:r>
+        <w:t xml:space="preserve"> </w:t>
+      </w:r>
+      <w:r>
+        <w:t xml:space="preserve">podem levar um instante na primeira vez (ou depois de editar um dado) — nesse</w:t>
+      </w:r>
+      <w:r>
+        <w:t xml:space="preserve"> </w:t>
+      </w:r>
+      <w:r>
+        <w:t xml:space="preserve">caso a barra de status mostra</w:t>
+      </w:r>
+      <w:r>
+        <w:t xml:space="preserve"> </w:t>
+      </w:r>
+      <w:r>
+        <w:t xml:space="preserve">“</w:t>
+      </w:r>
+      <w:r>
+        <w:t xml:space="preserve">Calculando</w:t>
+      </w:r>
+      <w:r>
+        <w:t xml:space="preserve"> </w:t>
+      </w:r>
+      <w:r>
+        <w:t xml:space="preserve">…</w:t>
+      </w:r>
+      <w:r>
+        <w:t xml:space="preserve">”</w:t>
+      </w:r>
+      <w:r>
+        <w:t xml:space="preserve"> </w:t>
+      </w:r>
+      <w:r>
+        <w:t xml:space="preserve">e o cursor vira uma</w:t>
+      </w:r>
+      <w:r>
+        <w:t xml:space="preserve"> </w:t>
+      </w:r>
+      <w:r>
+        <w:t xml:space="preserve">ampulheta enquanto processa, para não parecer que o programa travou.</w:t>
       </w:r>
     </w:p>
     <w:p>
       <w:pPr>
         <w:pStyle w:val="Heading2"/>
       </w:pPr>
-      <w:bookmarkStart w:id="27" w:name="entrada-de-dados-as-sete-abas"/>
-      <w:r>
-        <w:t xml:space="preserve">5. Entrada de dados (as sete abas)</w:t>
+      <w:bookmarkStart w:id="27" w:name="entrada-de-dados-as-oito-abas"/>
+      <w:r>
+        <w:t xml:space="preserve">5. Entrada de dados (as oito abas)</w:t>
       </w:r>
       <w:bookmarkEnd w:id="27"/>
     </w:p>
@@ -1406,22 +1760,72 @@
         <w:pStyle w:val="FirstParagraph"/>
       </w:pPr>
       <w:r>
-        <w:t xml:space="preserve">Clicar em</w:t>
-      </w:r>
-      <w:r>
-        <w:t xml:space="preserve"> </w:t>
-      </w:r>
-      <w:r>
-        <w:rPr>
-          <w:b/>
-        </w:rPr>
-        <w:t xml:space="preserve">ED</w:t>
-      </w:r>
-      <w:r>
-        <w:t xml:space="preserve"> </w:t>
-      </w:r>
-      <w:r>
-        <w:t xml:space="preserve">abre o diálogo</w:t>
+        <w:t xml:space="preserve">O painel</w:t>
+      </w:r>
+      <w:r>
+        <w:t xml:space="preserve"> </w:t>
+      </w:r>
+      <w:r>
+        <w:rPr>
+          <w:b/>
+        </w:rPr>
+        <w:t xml:space="preserve">Dados</w:t>
+      </w:r>
+      <w:r>
+        <w:t xml:space="preserve">, à esquerda da janela principal, tem oito abas sempre</w:t>
+      </w:r>
+      <w:r>
+        <w:t xml:space="preserve"> </w:t>
+      </w:r>
+      <w:r>
+        <w:t xml:space="preserve">visíveis — não é um diálogo separado: qualquer edição atualiza o esquema</w:t>
+      </w:r>
+      <w:r>
+        <w:t xml:space="preserve"> </w:t>
+      </w:r>
+      <w:r>
+        <w:t xml:space="preserve">ilustrativo ao vivo e, se mudar algo em relação ao que está salvo, acende o</w:t>
+      </w:r>
+      <w:r>
+        <w:t xml:space="preserve"> </w:t>
+      </w:r>
+      <w:r>
+        <w:t xml:space="preserve">"*" de alterações não salvas no título da janela (seção 9).</w:t>
+      </w:r>
+    </w:p>
+    <w:p>
+      <w:pPr>
+        <w:pStyle w:val="BodyText"/>
+      </w:pPr>
+      <w:r>
+        <w:rPr>
+          <w:b/>
+        </w:rPr>
+        <w:t xml:space="preserve">As abas mudam de cor conforme o método ativo.</w:t>
+      </w:r>
+      <w:r>
+        <w:t xml:space="preserve"> </w:t>
+      </w:r>
+      <w:r>
+        <w:t xml:space="preserve">Cada método usa só um</w:t>
+      </w:r>
+      <w:r>
+        <w:t xml:space="preserve"> </w:t>
+      </w:r>
+      <w:r>
+        <w:t xml:space="preserve">subconjunto dos dados — Rankine, por exemplo, não olha para o atrito</w:t>
+      </w:r>
+      <w:r>
+        <w:t xml:space="preserve"> </w:t>
+      </w:r>
+      <w:r>
+        <w:t xml:space="preserve">solo-muro (δ), que só entra em Coulomb e Dois Blocos. Ao trocar de método na</w:t>
+      </w:r>
+      <w:r>
+        <w:t xml:space="preserve"> </w:t>
+      </w:r>
+      <w:r>
+        <w:t xml:space="preserve">navbar, as abas relevantes para ele ficam em destaque (azul, com uma dica</w:t>
       </w:r>
       <w:r>
         <w:t xml:space="preserve"> </w:t>
@@ -1430,46 +1834,233 @@
         <w:t xml:space="preserve">“</w:t>
       </w:r>
       <w:r>
-        <w:t xml:space="preserve">Entrada de dados</w:t>
+        <w:t xml:space="preserve">Usa: …</w:t>
       </w:r>
       <w:r>
         <w:t xml:space="preserve">”</w:t>
       </w:r>
       <w:r>
-        <w:t xml:space="preserve">, com sete abas à esquerda e, à</w:t>
-      </w:r>
-      <w:r>
-        <w:t xml:space="preserve"> </w:t>
-      </w:r>
-      <w:r>
-        <w:t xml:space="preserve">direita, um</w:t>
-      </w:r>
-      <w:r>
-        <w:t xml:space="preserve"> </w:t>
-      </w:r>
-      <w:r>
-        <w:rPr>
-          <w:b/>
-        </w:rPr>
-        <w:t xml:space="preserve">esquema ilustrativo</w:t>
-      </w:r>
-      <w:r>
-        <w:t xml:space="preserve"> </w:t>
-      </w:r>
-      <w:r>
-        <w:t xml:space="preserve">que se redesenha ao vivo conforme você altera</w:t>
-      </w:r>
-      <w:r>
-        <w:t xml:space="preserve"> </w:t>
-      </w:r>
-      <w:r>
-        <w:t xml:space="preserve">os campos — uma forma rápida de conferir se a geometria digitada corresponde ao</w:t>
-      </w:r>
-      <w:r>
-        <w:t xml:space="preserve"> </w:t>
-      </w:r>
-      <w:r>
-        <w:t xml:space="preserve">que você tem em mente.</w:t>
+        <w:t xml:space="preserve"> </w:t>
+      </w:r>
+      <w:r>
+        <w:t xml:space="preserve">ao passar o mouse) e as demais ficam atenuadas (cinza) — uma forma</w:t>
+      </w:r>
+      <w:r>
+        <w:t xml:space="preserve"> </w:t>
+      </w:r>
+      <w:r>
+        <w:t xml:space="preserve">rápida de saber que campo vale a pena conferir antes de calcular.</w:t>
+      </w:r>
+    </w:p>
+    <w:p>
+      <w:pPr>
+        <w:pStyle w:val="BodyText"/>
+      </w:pPr>
+      <w:r>
+        <w:rPr>
+          <w:b/>
+        </w:rPr>
+        <w:t xml:space="preserve">“</w:t>
+      </w:r>
+      <w:r>
+        <w:rPr>
+          <w:b/>
+        </w:rPr>
+        <w:t xml:space="preserve">Solo de encosta</w:t>
+      </w:r>
+      <w:r>
+        <w:rPr>
+          <w:b/>
+        </w:rPr>
+        <w:t xml:space="preserve">”</w:t>
+      </w:r>
+      <w:r>
+        <w:rPr>
+          <w:b/>
+        </w:rPr>
+        <w:t xml:space="preserve"> </w:t>
+      </w:r>
+      <w:r>
+        <w:rPr>
+          <w:b/>
+        </w:rPr>
+        <w:t xml:space="preserve">e</w:t>
+      </w:r>
+      <w:r>
+        <w:rPr>
+          <w:b/>
+        </w:rPr>
+        <w:t xml:space="preserve"> </w:t>
+      </w:r>
+      <w:r>
+        <w:rPr>
+          <w:b/>
+        </w:rPr>
+        <w:t xml:space="preserve">“</w:t>
+      </w:r>
+      <w:r>
+        <w:rPr>
+          <w:b/>
+        </w:rPr>
+        <w:t xml:space="preserve">Solo de fundação</w:t>
+      </w:r>
+      <w:r>
+        <w:rPr>
+          <w:b/>
+        </w:rPr>
+        <w:t xml:space="preserve">”</w:t>
+      </w:r>
+      <w:r>
+        <w:rPr>
+          <w:b/>
+        </w:rPr>
+        <w:t xml:space="preserve"> </w:t>
+      </w:r>
+      <w:r>
+        <w:rPr>
+          <w:b/>
+        </w:rPr>
+        <w:t xml:space="preserve">alimentam a estabilidade externa.</w:t>
+      </w:r>
+      <w:r>
+        <w:t xml:space="preserve"> </w:t>
+      </w:r>
+      <w:r>
+        <w:t xml:space="preserve">Os cinco métodos de cunha (seções 7.1–7.5) não usam essas duas abas — mas a</w:t>
+      </w:r>
+      <w:r>
+        <w:t xml:space="preserve"> </w:t>
+      </w:r>
+      <w:r>
+        <w:rPr>
+          <w:b/>
+        </w:rPr>
+        <w:t xml:space="preserve">Estabilidade externa</w:t>
+      </w:r>
+      <w:r>
+        <w:t xml:space="preserve"> </w:t>
+      </w:r>
+      <w:r>
+        <w:t xml:space="preserve">(seção 7.6) usa:</w:t>
+      </w:r>
+      <w:r>
+        <w:t xml:space="preserve"> </w:t>
+      </w:r>
+      <w:r>
+        <w:t xml:space="preserve">“</w:t>
+      </w:r>
+      <w:r>
+        <w:t xml:space="preserve">Solo de encosta</w:t>
+      </w:r>
+      <w:r>
+        <w:t xml:space="preserve">”</w:t>
+      </w:r>
+      <w:r>
+        <w:t xml:space="preserve"> </w:t>
+      </w:r>
+      <w:r>
+        <w:t xml:space="preserve">descreve o solo</w:t>
+      </w:r>
+      <w:r>
+        <w:t xml:space="preserve"> </w:t>
+      </w:r>
+      <w:r>
+        <w:t xml:space="preserve">retido atrás do bloco (o empuxo motor),</w:t>
+      </w:r>
+      <w:r>
+        <w:t xml:space="preserve"> </w:t>
+      </w:r>
+      <w:r>
+        <w:t xml:space="preserve">“</w:t>
+      </w:r>
+      <w:r>
+        <w:t xml:space="preserve">Solo de fundação</w:t>
+      </w:r>
+      <w:r>
+        <w:t xml:space="preserve">”</w:t>
+      </w:r>
+      <w:r>
+        <w:t xml:space="preserve"> </w:t>
+      </w:r>
+      <w:r>
+        <w:t xml:space="preserve">descreve o solo de</w:t>
+      </w:r>
+      <w:r>
+        <w:t xml:space="preserve"> </w:t>
+      </w:r>
+      <w:r>
+        <w:t xml:space="preserve">apoio (atrito de base e capacidade de carga). Por isso as duas ficam em</w:t>
+      </w:r>
+      <w:r>
+        <w:t xml:space="preserve"> </w:t>
+      </w:r>
+      <w:r>
+        <w:t xml:space="preserve">destaque quando você seleciona Estabilidade externa na navbar, e atenuadas</w:t>
+      </w:r>
+      <w:r>
+        <w:t xml:space="preserve"> </w:t>
+      </w:r>
+      <w:r>
+        <w:t xml:space="preserve">nos outros métodos — acompanhe a cor conforme muda de método.</w:t>
+      </w:r>
+    </w:p>
+    <w:p>
+      <w:pPr>
+        <w:pStyle w:val="BodyText"/>
+      </w:pPr>
+      <w:r>
+        <w:rPr>
+          <w:b/>
+        </w:rPr>
+        <w:t xml:space="preserve">“</w:t>
+      </w:r>
+      <w:r>
+        <w:rPr>
+          <w:b/>
+        </w:rPr>
+        <w:t xml:space="preserve">Face</w:t>
+      </w:r>
+      <w:r>
+        <w:rPr>
+          <w:b/>
+        </w:rPr>
+        <w:t xml:space="preserve">”</w:t>
+      </w:r>
+      <w:r>
+        <w:rPr>
+          <w:b/>
+        </w:rPr>
+        <w:t xml:space="preserve"> </w:t>
+      </w:r>
+      <w:r>
+        <w:rPr>
+          <w:b/>
+        </w:rPr>
+        <w:t xml:space="preserve">continua reservada.</w:t>
+      </w:r>
+      <w:r>
+        <w:t xml:space="preserve"> </w:t>
+      </w:r>
+      <w:r>
+        <w:t xml:space="preserve">É a única aba que nenhum método implementado</w:t>
+      </w:r>
+      <w:r>
+        <w:t xml:space="preserve"> </w:t>
+      </w:r>
+      <w:r>
+        <w:t xml:space="preserve">hoje lê — mostra um aviso amarelo no topo lembrando disso. Os campos</w:t>
+      </w:r>
+      <w:r>
+        <w:t xml:space="preserve"> </w:t>
+      </w:r>
+      <w:r>
+        <w:t xml:space="preserve">continuam lá, editáveis e salvos no projeto, só não entram em cálculo</w:t>
+      </w:r>
+      <w:r>
+        <w:t xml:space="preserve"> </w:t>
+      </w:r>
+      <w:r>
+        <w:t xml:space="preserve">nenhum ainda.</w:t>
       </w:r>
     </w:p>
     <w:p>
@@ -1828,7 +2419,7 @@
               <w:jc w:val="left"/>
             </w:pPr>
             <w:r>
-              <w:t xml:space="preserve">Ângulo de atrito solo-muro (interface), usado por Coulomb.</w:t>
+              <w:t xml:space="preserve">Ângulo de atrito solo-muro (interface), usado por Coulomb e Dois Blocos.</w:t>
             </w:r>
           </w:p>
         </w:tc>
@@ -1863,7 +2454,49 @@
               <w:jc w:val="left"/>
             </w:pPr>
             <w:r>
-              <w:t xml:space="preserve">Idem, para o solo da encosta a jusante.</w:t>
+              <w:t xml:space="preserve">Solo</w:t>
+            </w:r>
+            <w:r>
+              <w:t xml:space="preserve"> </w:t>
+            </w:r>
+            <w:r>
+              <w:rPr>
+                <w:b/>
+              </w:rPr>
+              <w:t xml:space="preserve">retido</w:t>
+            </w:r>
+            <w:r>
+              <w:t xml:space="preserve"> </w:t>
+            </w:r>
+            <w:r>
+              <w:t xml:space="preserve">atrás do bloco — gera o empuxo motor da estabilidade externa.</w:t>
+            </w:r>
+          </w:p>
+        </w:tc>
+      </w:tr>
+      <w:tr>
+        <w:tc>
+          <w:p/>
+        </w:tc>
+        <w:tc>
+          <w:p>
+            <w:pPr>
+              <w:pStyle w:val="Compact"/>
+              <w:jc w:val="left"/>
+            </w:pPr>
+            <w:r>
+              <w:t xml:space="preserve">δ_ret</w:t>
+            </w:r>
+          </w:p>
+        </w:tc>
+        <w:tc>
+          <w:p>
+            <w:pPr>
+              <w:pStyle w:val="Compact"/>
+              <w:jc w:val="left"/>
+            </w:pPr>
+            <w:r>
+              <w:t xml:space="preserve">Atrito solo-muro do retido (0° = padrão conservador; muros de solo reforçado costumam usar δ_ret=φ).</w:t>
             </w:r>
           </w:p>
         </w:tc>
@@ -1898,7 +2531,22 @@
               <w:jc w:val="left"/>
             </w:pPr>
             <w:r>
-              <w:t xml:space="preserve">Idem, para o solo de apoio (usado na estabilidade externa, futura).</w:t>
+              <w:t xml:space="preserve">Solo de</w:t>
+            </w:r>
+            <w:r>
+              <w:t xml:space="preserve"> </w:t>
+            </w:r>
+            <w:r>
+              <w:rPr>
+                <w:b/>
+              </w:rPr>
+              <w:t xml:space="preserve">apoio</w:t>
+            </w:r>
+            <w:r>
+              <w:t xml:space="preserve"> </w:t>
+            </w:r>
+            <w:r>
+              <w:t xml:space="preserve">— atrito de base e capacidade de carga da estabilidade externa.</w:t>
             </w:r>
           </w:p>
         </w:tc>
@@ -1912,6 +2560,15 @@
             </w:pPr>
             <w:r>
               <w:t xml:space="preserve">Face</w:t>
+            </w:r>
+            <w:r>
+              <w:t xml:space="preserve"> </w:t>
+            </w:r>
+            <w:r>
+              <w:rPr>
+                <w:i/>
+              </w:rPr>
+              <w:t xml:space="preserve">(reservado)</w:t>
             </w:r>
           </w:p>
         </w:tc>
@@ -1933,7 +2590,7 @@
               <w:jc w:val="left"/>
             </w:pPr>
             <w:r>
-              <w:t xml:space="preserve">Se a face usa blocos, com altura/largura/recuo.</w:t>
+              <w:t xml:space="preserve">Se a face usa blocos, com altura/largura/recuo — nenhum método usa ainda.</w:t>
             </w:r>
           </w:p>
         </w:tc>
@@ -2008,6 +2665,122 @@
               <w:jc w:val="left"/>
             </w:pPr>
             <w:r>
+              <w:t xml:space="preserve">Reforço</w:t>
+            </w:r>
+          </w:p>
+        </w:tc>
+        <w:tc>
+          <w:p>
+            <w:pPr>
+              <w:pStyle w:val="Compact"/>
+              <w:jc w:val="left"/>
+            </w:pPr>
+            <w:r>
+              <w:t xml:space="preserve">Tult</w:t>
+            </w:r>
+          </w:p>
+        </w:tc>
+        <w:tc>
+          <w:p>
+            <w:pPr>
+              <w:pStyle w:val="Compact"/>
+              <w:jc w:val="left"/>
+            </w:pPr>
+            <w:r>
+              <w:t xml:space="preserve">Resistência à tração última do geossintético (kN/m).</w:t>
+            </w:r>
+          </w:p>
+        </w:tc>
+      </w:tr>
+      <w:tr>
+        <w:tc>
+          <w:p/>
+        </w:tc>
+        <w:tc>
+          <w:p>
+            <w:pPr>
+              <w:pStyle w:val="Compact"/>
+              <w:jc w:val="left"/>
+            </w:pPr>
+            <w:r>
+              <w:t xml:space="preserve">RFcr, RFid, RFd</w:t>
+            </w:r>
+          </w:p>
+        </w:tc>
+        <w:tc>
+          <w:p>
+            <w:pPr>
+              <w:pStyle w:val="Compact"/>
+              <w:jc w:val="left"/>
+            </w:pPr>
+            <w:r>
+              <w:t xml:space="preserve">Fatores de redução — fluência, dano de instalação, degradação.</w:t>
+            </w:r>
+          </w:p>
+        </w:tc>
+      </w:tr>
+      <w:tr>
+        <w:tc>
+          <w:p/>
+        </w:tc>
+        <w:tc>
+          <w:p>
+            <w:pPr>
+              <w:pStyle w:val="Compact"/>
+              <w:jc w:val="left"/>
+            </w:pPr>
+            <w:r>
+              <w:t xml:space="preserve">Ci</w:t>
+            </w:r>
+          </w:p>
+        </w:tc>
+        <w:tc>
+          <w:p>
+            <w:pPr>
+              <w:pStyle w:val="Compact"/>
+              <w:jc w:val="left"/>
+            </w:pPr>
+            <w:r>
+              <w:t xml:space="preserve">Coeficiente de interação (arrancamento).</w:t>
+            </w:r>
+          </w:p>
+        </w:tc>
+      </w:tr>
+      <w:tr>
+        <w:tc>
+          <w:p/>
+        </w:tc>
+        <w:tc>
+          <w:p>
+            <w:pPr>
+              <w:pStyle w:val="Compact"/>
+              <w:jc w:val="left"/>
+            </w:pPr>
+            <w:r>
+              <w:t xml:space="preserve">FS</w:t>
+            </w:r>
+          </w:p>
+        </w:tc>
+        <w:tc>
+          <w:p>
+            <w:pPr>
+              <w:pStyle w:val="Compact"/>
+              <w:jc w:val="left"/>
+            </w:pPr>
+            <w:r>
+              <w:t xml:space="preserve">Fator de segurança de projeto do reforço — também usado para julgar o FS do Bishop (seção 7.4).</w:t>
+            </w:r>
+          </w:p>
+        </w:tc>
+      </w:tr>
+      <w:tr>
+        <w:tc>
+          <w:p>
+            <w:pPr>
+              <w:pStyle w:val="Compact"/>
+              <w:jc w:val="left"/>
+            </w:pPr>
+            <w:r>
               <w:t xml:space="preserve">Identificação</w:t>
             </w:r>
           </w:p>
@@ -2420,7 +3193,31 @@
         <w:t xml:space="preserve"> </w:t>
       </w:r>
       <w:r>
-        <w:t xml:space="preserve">mais realista.</w:t>
+        <w:t xml:space="preserve">mais realista. Fora dessa faixa, ou com face não perfeitamente vertical, o</w:t>
+      </w:r>
+      <w:r>
+        <w:t xml:space="preserve"> </w:t>
+      </w:r>
+      <w:r>
+        <w:t xml:space="preserve">programa avisa sozinho — ver</w:t>
+      </w:r>
+      <w:r>
+        <w:t xml:space="preserve"> </w:t>
+      </w:r>
+      <w:r>
+        <w:t xml:space="preserve">“</w:t>
+      </w:r>
+      <w:r>
+        <w:t xml:space="preserve">Avisos de aplicabilidade</w:t>
+      </w:r>
+      <w:r>
+        <w:t xml:space="preserve">”</w:t>
+      </w:r>
+      <w:r>
+        <w:t xml:space="preserve"> </w:t>
+      </w:r>
+      <w:r>
+        <w:t xml:space="preserve">abaixo.</w:t>
       </w:r>
     </w:p>
     <w:p>
@@ -2437,25 +3234,40 @@
         <w:t xml:space="preserve"> </w:t>
       </w:r>
       <w:r>
-        <w:t xml:space="preserve">Com o exemplo carregado, clique em</w:t>
-      </w:r>
-      <w:r>
-        <w:t xml:space="preserve"> </w:t>
-      </w:r>
-      <w:r>
-        <w:rPr>
-          <w:b/>
-        </w:rPr>
-        <w:t xml:space="preserve">Rank</w:t>
-      </w:r>
-      <w:r>
-        <w:t xml:space="preserve">. O programa mostra as</w:t>
-      </w:r>
-      <w:r>
-        <w:t xml:space="preserve"> </w:t>
-      </w:r>
-      <w:r>
-        <w:t xml:space="preserve">hipóteses do método; confirme em</w:t>
+        <w:t xml:space="preserve">Com o exemplo carregado, clique no método</w:t>
+      </w:r>
+      <w:r>
+        <w:t xml:space="preserve"> </w:t>
+      </w:r>
+      <w:r>
+        <w:rPr>
+          <w:b/>
+        </w:rPr>
+        <w:t xml:space="preserve">Rankine</w:t>
+      </w:r>
+      <w:r>
+        <w:t xml:space="preserve"> </w:t>
+      </w:r>
+      <w:r>
+        <w:t xml:space="preserve">na</w:t>
+      </w:r>
+      <w:r>
+        <w:t xml:space="preserve"> </w:t>
+      </w:r>
+      <w:r>
+        <w:t xml:space="preserve">navbar (ou no menu Dimensionamento) — o resultado aparece na hora no painel da</w:t>
+      </w:r>
+      <w:r>
+        <w:t xml:space="preserve"> </w:t>
+      </w:r>
+      <w:r>
+        <w:t xml:space="preserve">direita, e a cunha real (não mais um traço genérico) é desenhada por cima do</w:t>
+      </w:r>
+      <w:r>
+        <w:t xml:space="preserve"> </w:t>
+      </w:r>
+      <w:r>
+        <w:t xml:space="preserve">muro no esquema central. O botão</w:t>
       </w:r>
       <w:r>
         <w:t xml:space="preserve"> </w:t>
@@ -2464,7 +3276,7 @@
         <w:t xml:space="preserve">“</w:t>
       </w:r>
       <w:r>
-        <w:t xml:space="preserve">Continuar</w:t>
+        <w:t xml:space="preserve">Hipóteses / figura</w:t>
       </w:r>
       <w:r>
         <w:t xml:space="preserve">”</w:t>
@@ -2473,13 +3285,31 @@
         <w:t xml:space="preserve"> </w:t>
       </w:r>
       <w:r>
-        <w:t xml:space="preserve">e o resultado vai para o quadro</w:t>
-      </w:r>
-      <w:r>
-        <w:t xml:space="preserve"> </w:t>
-      </w:r>
-      <w:r>
-        <w:t xml:space="preserve">resumo e para a barra de status.</w:t>
+        <w:t xml:space="preserve">mostra as hipóteses do</w:t>
+      </w:r>
+      <w:r>
+        <w:t xml:space="preserve"> </w:t>
+      </w:r>
+      <w:r>
+        <w:t xml:space="preserve">método a qualquer momento, sem travar o fluxo. Para guardar essa situação e</w:t>
+      </w:r>
+      <w:r>
+        <w:t xml:space="preserve"> </w:t>
+      </w:r>
+      <w:r>
+        <w:t xml:space="preserve">comparar com outra depois, clique em</w:t>
+      </w:r>
+      <w:r>
+        <w:t xml:space="preserve"> </w:t>
+      </w:r>
+      <w:r>
+        <w:rPr>
+          <w:b/>
+        </w:rPr>
+        <w:t xml:space="preserve">Registrar no quadro</w:t>
+      </w:r>
+      <w:r>
+        <w:t xml:space="preserve">.</w:t>
       </w:r>
     </w:p>
     <w:p>
@@ -2517,13 +3347,81 @@
         <w:t xml:space="preserve"> </w:t>
       </w:r>
       <w:r>
-        <w:t xml:space="preserve">da sobrecarga); cunha a 60°. O empuxo atua a H/3 = 1,33 m da base (parcela do</w:t>
-      </w:r>
-      <w:r>
-        <w:t xml:space="preserve"> </w:t>
-      </w:r>
-      <w:r>
-        <w:t xml:space="preserve">solo).</w:t>
+        <w:t xml:space="preserve">da sobrecarga); cunha a 60°. O painel de resultados mostra um cartão</w:t>
+      </w:r>
+      <w:r>
+        <w:t xml:space="preserve"> </w:t>
+      </w:r>
+      <w:r>
+        <w:rPr>
+          <w:b/>
+        </w:rPr>
+        <w:t xml:space="preserve">Ponto de</w:t>
+      </w:r>
+      <w:r>
+        <w:rPr>
+          <w:b/>
+        </w:rPr>
+        <w:t xml:space="preserve"> </w:t>
+      </w:r>
+      <w:r>
+        <w:rPr>
+          <w:b/>
+        </w:rPr>
+        <w:t xml:space="preserve">aplicação (H/3) = 1,33 m</w:t>
+      </w:r>
+      <w:r>
+        <w:t xml:space="preserve"> </w:t>
+      </w:r>
+      <w:r>
+        <w:t xml:space="preserve">(válido para o caso sem coesão/sobrecarga</w:t>
+      </w:r>
+      <w:r>
+        <w:t xml:space="preserve"> </w:t>
+      </w:r>
+      <w:r>
+        <w:t xml:space="preserve">concentrada).</w:t>
+      </w:r>
+    </w:p>
+    <w:p>
+      <w:pPr>
+        <w:pStyle w:val="BodyText"/>
+      </w:pPr>
+      <w:r>
+        <w:rPr>
+          <w:b/>
+        </w:rPr>
+        <w:t xml:space="preserve">Avisos de aplicabilidade.</w:t>
+      </w:r>
+      <w:r>
+        <w:t xml:space="preserve"> </w:t>
+      </w:r>
+      <w:r>
+        <w:t xml:space="preserve">Como a face do exemplo é vertical (β = 90°),</w:t>
+      </w:r>
+      <w:r>
+        <w:t xml:space="preserve"> </w:t>
+      </w:r>
+      <w:r>
+        <w:t xml:space="preserve">nenhum aviso aparece. Se β caísse abaixo de 90°, um banner amarelo no painel de</w:t>
+      </w:r>
+      <w:r>
+        <w:t xml:space="preserve"> </w:t>
+      </w:r>
+      <w:r>
+        <w:t xml:space="preserve">resultados (e a primeira linha, replicada na barra de status) lembraria que</w:t>
+      </w:r>
+      <w:r>
+        <w:t xml:space="preserve"> </w:t>
+      </w:r>
+      <w:r>
+        <w:t xml:space="preserve">Rankine só é rigoroso para parede vertical; abaixo de 70° o aviso passa a</w:t>
+      </w:r>
+      <w:r>
+        <w:t xml:space="preserve"> </w:t>
+      </w:r>
+      <w:r>
+        <w:t xml:space="preserve">recomendar Bishop (cunha circular) em vez da cunha plana.</w:t>
       </w:r>
     </w:p>
     <w:p>
@@ -2714,7 +3612,13 @@
         <w:t xml:space="preserve"> </w:t>
       </w:r>
       <w:r>
-        <w:t xml:space="preserve">perfeitamente vertical, ainda dentro da faixa de cunha plana (70°–90°).</w:t>
+        <w:t xml:space="preserve">perfeitamente vertical, ainda dentro da faixa de cunha plana (70°–90°) — fora</w:t>
+      </w:r>
+      <w:r>
+        <w:t xml:space="preserve"> </w:t>
+      </w:r>
+      <w:r>
+        <w:t xml:space="preserve">dela, o mesmo aviso de Rankine/Dois Blocos aparece, recomendando Bishop.</w:t>
       </w:r>
     </w:p>
     <w:p>
@@ -2731,19 +3635,34 @@
         <w:t xml:space="preserve"> </w:t>
       </w:r>
       <w:r>
-        <w:t xml:space="preserve">Clique em</w:t>
-      </w:r>
-      <w:r>
-        <w:t xml:space="preserve"> </w:t>
-      </w:r>
-      <w:r>
-        <w:rPr>
-          <w:b/>
-        </w:rPr>
-        <w:t xml:space="preserve">Coul</w:t>
-      </w:r>
-      <w:r>
-        <w:t xml:space="preserve">, confirme as hipóteses e continue.</w:t>
+        <w:t xml:space="preserve">Clique no método</w:t>
+      </w:r>
+      <w:r>
+        <w:t xml:space="preserve"> </w:t>
+      </w:r>
+      <w:r>
+        <w:rPr>
+          <w:b/>
+        </w:rPr>
+        <w:t xml:space="preserve">Coulomb</w:t>
+      </w:r>
+      <w:r>
+        <w:t xml:space="preserve"> </w:t>
+      </w:r>
+      <w:r>
+        <w:t xml:space="preserve">na navbar. As abas de entrada que</w:t>
+      </w:r>
+      <w:r>
+        <w:t xml:space="preserve"> </w:t>
+      </w:r>
+      <w:r>
+        <w:t xml:space="preserve">Coulomb usa (Geometria, Solo de aterro — incluindo δ — e Sobrecarga) ficam</w:t>
+      </w:r>
+      <w:r>
+        <w:t xml:space="preserve"> </w:t>
+      </w:r>
+      <w:r>
+        <w:t xml:space="preserve">destacadas em azul no painel da esquerda enquanto ele estiver ativo.</w:t>
       </w:r>
     </w:p>
     <w:p>
@@ -2823,7 +3742,52 @@
         <w:t xml:space="preserve"> </w:t>
       </w:r>
       <w:r>
-        <w:t xml:space="preserve">desprezá-lo (Rankine) é conservador.</w:t>
+        <w:t xml:space="preserve">desprezá-lo (Rankine) é conservador. O painel de resultados quantifica essa</w:t>
+      </w:r>
+      <w:r>
+        <w:t xml:space="preserve"> </w:t>
+      </w:r>
+      <w:r>
+        <w:t xml:space="preserve">diferença sozinho, num cartão</w:t>
+      </w:r>
+      <w:r>
+        <w:t xml:space="preserve"> </w:t>
+      </w:r>
+      <w:r>
+        <w:rPr>
+          <w:b/>
+        </w:rPr>
+        <w:t xml:space="preserve">“</w:t>
+      </w:r>
+      <w:r>
+        <w:rPr>
+          <w:b/>
+        </w:rPr>
+        <w:t xml:space="preserve">Coulomb 11% abaixo de Rankine</w:t>
+      </w:r>
+      <w:r>
+        <w:rPr>
+          <w:b/>
+        </w:rPr>
+        <w:t xml:space="preserve">”</w:t>
+      </w:r>
+      <w:r>
+        <w:t xml:space="preserve"> </w:t>
+      </w:r>
+      <w:r>
+        <w:t xml:space="preserve">(o programa</w:t>
+      </w:r>
+      <w:r>
+        <w:t xml:space="preserve"> </w:t>
+      </w:r>
+      <w:r>
+        <w:t xml:space="preserve">recalcula Rankine em segundo plano — é fechado e barato — só para essa</w:t>
+      </w:r>
+      <w:r>
+        <w:t xml:space="preserve"> </w:t>
+      </w:r>
+      <w:r>
+        <w:t xml:space="preserve">comparação).</w:t>
       </w:r>
     </w:p>
     <w:p>
@@ -3000,31 +3964,88 @@
         <w:t xml:space="preserve"> </w:t>
       </w:r>
       <w:r>
-        <w:t xml:space="preserve">Clique em</w:t>
-      </w:r>
-      <w:r>
-        <w:t xml:space="preserve"> </w:t>
-      </w:r>
-      <w:r>
-        <w:rPr>
-          <w:b/>
-        </w:rPr>
-        <w:t xml:space="preserve">DB</w:t>
-      </w:r>
-      <w:r>
-        <w:t xml:space="preserve">, confirme e continue. Este método é o mais</w:t>
-      </w:r>
-      <w:r>
-        <w:t xml:space="preserve"> </w:t>
-      </w:r>
-      <w:r>
-        <w:t xml:space="preserve">pesado computacionalmente (faz uma otimização), então pode levar um instante a</w:t>
-      </w:r>
-      <w:r>
-        <w:t xml:space="preserve"> </w:t>
-      </w:r>
-      <w:r>
-        <w:t xml:space="preserve">mais.</w:t>
+        <w:t xml:space="preserve">Clique no método</w:t>
+      </w:r>
+      <w:r>
+        <w:t xml:space="preserve"> </w:t>
+      </w:r>
+      <w:r>
+        <w:rPr>
+          <w:b/>
+        </w:rPr>
+        <w:t xml:space="preserve">Dois Blocos</w:t>
+      </w:r>
+      <w:r>
+        <w:t xml:space="preserve"> </w:t>
+      </w:r>
+      <w:r>
+        <w:t xml:space="preserve">na navbar. Este é um dos dois</w:t>
+      </w:r>
+      <w:r>
+        <w:t xml:space="preserve"> </w:t>
+      </w:r>
+      <w:r>
+        <w:t xml:space="preserve">métodos mais pesados computacionalmente (faz uma otimização com</w:t>
+      </w:r>
+      <w:r>
+        <w:t xml:space="preserve"> </w:t>
+      </w:r>
+      <w:r>
+        <w:rPr>
+          <w:rStyle w:val="VerbatimChar"/>
+        </w:rPr>
+        <w:t xml:space="preserve">scipy</w:t>
+      </w:r>
+      <w:r>
+        <w:t xml:space="preserve">), então</w:t>
+      </w:r>
+      <w:r>
+        <w:t xml:space="preserve"> </w:t>
+      </w:r>
+      <w:r>
+        <w:t xml:space="preserve">a primeira vez pode levar um instante — a barra de status mostra</w:t>
+      </w:r>
+      <w:r>
+        <w:t xml:space="preserve"> </w:t>
+      </w:r>
+      <w:r>
+        <w:t xml:space="preserve">“</w:t>
+      </w:r>
+      <w:r>
+        <w:t xml:space="preserve">Calculando</w:t>
+      </w:r>
+      <w:r>
+        <w:t xml:space="preserve"> </w:t>
+      </w:r>
+      <w:r>
+        <w:t xml:space="preserve">Método dos Dois Blocos…</w:t>
+      </w:r>
+      <w:r>
+        <w:t xml:space="preserve">”</w:t>
+      </w:r>
+      <w:r>
+        <w:t xml:space="preserve"> </w:t>
+      </w:r>
+      <w:r>
+        <w:t xml:space="preserve">e o cursor vira ampulheta enquanto isso. Trocar de</w:t>
+      </w:r>
+      <w:r>
+        <w:t xml:space="preserve"> </w:t>
+      </w:r>
+      <w:r>
+        <w:t xml:space="preserve">método e voltar depois, sem editar nada, é instantâneo (o resultado fica em</w:t>
+      </w:r>
+      <w:r>
+        <w:t xml:space="preserve"> </w:t>
+      </w:r>
+      <w:r>
+        <w:t xml:space="preserve">cache); editar qualquer campo invalida o cache e o próximo cálculo roda de</w:t>
+      </w:r>
+      <w:r>
+        <w:t xml:space="preserve"> </w:t>
+      </w:r>
+      <w:r>
+        <w:t xml:space="preserve">novo.</w:t>
       </w:r>
     </w:p>
     <w:p>
@@ -3059,13 +4080,52 @@
         <w:t xml:space="preserve"> </w:t>
       </w:r>
       <w:r>
-        <w:t xml:space="preserve">segunda a ≈60°. O valor cai entre Coulomb (59,46) e Rankine (66,67), como esperado</w:t>
-      </w:r>
-      <w:r>
-        <w:t xml:space="preserve"> </w:t>
-      </w:r>
-      <w:r>
-        <w:t xml:space="preserve">para um método intermediário.</w:t>
+        <w:t xml:space="preserve">segunda a ≈60° — o esquema desenha as duas retas, quebrando no ponto de</w:t>
+      </w:r>
+      <w:r>
+        <w:t xml:space="preserve"> </w:t>
+      </w:r>
+      <w:r>
+        <w:t xml:space="preserve">inflexão. O valor cai entre Coulomb (59,46) e Rankine (66,67), como esperado</w:t>
+      </w:r>
+      <w:r>
+        <w:t xml:space="preserve"> </w:t>
+      </w:r>
+      <w:r>
+        <w:t xml:space="preserve">para um método intermediário — o cartão de comparação mostra</w:t>
+      </w:r>
+      <w:r>
+        <w:t xml:space="preserve"> </w:t>
+      </w:r>
+      <w:r>
+        <w:rPr>
+          <w:b/>
+        </w:rPr>
+        <w:t xml:space="preserve">“</w:t>
+      </w:r>
+      <w:r>
+        <w:rPr>
+          <w:b/>
+        </w:rPr>
+        <w:t xml:space="preserve">Dois Blocos 4% abaixo de Rankine</w:t>
+      </w:r>
+      <w:r>
+        <w:rPr>
+          <w:b/>
+        </w:rPr>
+        <w:t xml:space="preserve">”</w:t>
+      </w:r>
+      <w:r>
+        <w:t xml:space="preserve"> </w:t>
+      </w:r>
+      <w:r>
+        <w:t xml:space="preserve">(a mesma referência usada no cartão de</w:t>
+      </w:r>
+      <w:r>
+        <w:t xml:space="preserve"> </w:t>
+      </w:r>
+      <w:r>
+        <w:t xml:space="preserve">Coulomb, para comparar os três métodos de empuxo numa base comum).</w:t>
       </w:r>
     </w:p>
     <w:p>
@@ -3262,7 +4322,46 @@
         <w:t xml:space="preserve"> </w:t>
       </w:r>
       <w:r>
-        <w:t xml:space="preserve">plana é a hipótese adequada.</w:t>
+        <w:t xml:space="preserve">plana é a hipótese adequada — e o programa avisa: com β ≥ 70° um banner amarelo</w:t>
+      </w:r>
+      <w:r>
+        <w:t xml:space="preserve"> </w:t>
+      </w:r>
+      <w:r>
+        <w:t xml:space="preserve">recomenda Coulomb/Rankine, e com β ≥ 89° avisa que a face está praticamente</w:t>
+      </w:r>
+      <w:r>
+        <w:t xml:space="preserve"> </w:t>
+      </w:r>
+      <w:r>
+        <w:t xml:space="preserve">vertical e o círculo de ruptura</w:t>
+      </w:r>
+      <w:r>
+        <w:t xml:space="preserve"> </w:t>
+      </w:r>
+      <w:r>
+        <w:rPr>
+          <w:b/>
+        </w:rPr>
+        <w:t xml:space="preserve">degenera</w:t>
+      </w:r>
+      <w:r>
+        <w:t xml:space="preserve"> </w:t>
+      </w:r>
+      <w:r>
+        <w:t xml:space="preserve">(resultado sem sentido físico —</w:t>
+      </w:r>
+      <w:r>
+        <w:t xml:space="preserve"> </w:t>
+      </w:r>
+      <w:r>
+        <w:t xml:space="preserve">tente rodar Bishop no exemplo condutor da seção 6, com β = 90°, para ver isso</w:t>
+      </w:r>
+      <w:r>
+        <w:t xml:space="preserve"> </w:t>
+      </w:r>
+      <w:r>
+        <w:t xml:space="preserve">na prática).</w:t>
       </w:r>
     </w:p>
     <w:p>
@@ -3309,19 +4408,64 @@
         <w:t xml:space="preserve"> </w:t>
       </w:r>
       <w:r>
-        <w:t xml:space="preserve">Digite esses valores em ED e clique em</w:t>
-      </w:r>
-      <w:r>
-        <w:t xml:space="preserve"> </w:t>
-      </w:r>
-      <w:r>
-        <w:rPr>
-          <w:b/>
-        </w:rPr>
-        <w:t xml:space="preserve">Bish</w:t>
-      </w:r>
-      <w:r>
-        <w:t xml:space="preserve">.</w:t>
+        <w:t xml:space="preserve">Digite esses valores no painel de dados e clique no método</w:t>
+      </w:r>
+      <w:r>
+        <w:t xml:space="preserve"> </w:t>
+      </w:r>
+      <w:r>
+        <w:rPr>
+          <w:b/>
+        </w:rPr>
+        <w:t xml:space="preserve">Bishop</w:t>
+      </w:r>
+      <w:r>
+        <w:t xml:space="preserve"> </w:t>
+      </w:r>
+      <w:r>
+        <w:t xml:space="preserve">na</w:t>
+      </w:r>
+      <w:r>
+        <w:t xml:space="preserve"> </w:t>
+      </w:r>
+      <w:r>
+        <w:t xml:space="preserve">navbar — este é o outro método que otimiza (busca do círculo crítico), então a</w:t>
+      </w:r>
+      <w:r>
+        <w:t xml:space="preserve"> </w:t>
+      </w:r>
+      <w:r>
+        <w:t xml:space="preserve">barra de status mostra</w:t>
+      </w:r>
+      <w:r>
+        <w:t xml:space="preserve"> </w:t>
+      </w:r>
+      <w:r>
+        <w:t xml:space="preserve">“</w:t>
+      </w:r>
+      <w:r>
+        <w:t xml:space="preserve">Calculando…</w:t>
+      </w:r>
+      <w:r>
+        <w:t xml:space="preserve">”</w:t>
+      </w:r>
+      <w:r>
+        <w:t xml:space="preserve"> </w:t>
+      </w:r>
+      <w:r>
+        <w:t xml:space="preserve">e o cursor vira ampulheta na primeira</w:t>
+      </w:r>
+      <w:r>
+        <w:t xml:space="preserve"> </w:t>
+      </w:r>
+      <w:r>
+        <w:t xml:space="preserve">vez. Ao lado da geometria, ele desenha o círculo crítico encontrado, passando</w:t>
+      </w:r>
+      <w:r>
+        <w:t xml:space="preserve"> </w:t>
+      </w:r>
+      <w:r>
+        <w:t xml:space="preserve">pelo pé do talude.</w:t>
       </w:r>
     </w:p>
     <w:p>
@@ -3370,6 +4514,161 @@
     </w:p>
     <w:p>
       <w:pPr>
+        <w:pStyle w:val="BodyText"/>
+      </w:pPr>
+      <w:r>
+        <w:rPr>
+          <w:b/>
+        </w:rPr>
+        <w:t xml:space="preserve">Interpretando o FS: selo ADEQUADO / INSUFICIENTE.</w:t>
+      </w:r>
+      <w:r>
+        <w:t xml:space="preserve"> </w:t>
+      </w:r>
+      <w:r>
+        <w:t xml:space="preserve">O painel de resultados não</w:t>
+      </w:r>
+      <w:r>
+        <w:t xml:space="preserve"> </w:t>
+      </w:r>
+      <w:r>
+        <w:t xml:space="preserve">só mostra o número — ele</w:t>
+      </w:r>
+      <w:r>
+        <w:t xml:space="preserve"> </w:t>
+      </w:r>
+      <w:r>
+        <w:rPr>
+          <w:b/>
+        </w:rPr>
+        <w:t xml:space="preserve">julga</w:t>
+      </w:r>
+      <w:r>
+        <w:t xml:space="preserve">. O cartão do fator de segurança carrega um</w:t>
+      </w:r>
+      <w:r>
+        <w:t xml:space="preserve"> </w:t>
+      </w:r>
+      <w:r>
+        <w:t xml:space="preserve">selo verde</w:t>
+      </w:r>
+      <w:r>
+        <w:t xml:space="preserve"> </w:t>
+      </w:r>
+      <w:r>
+        <w:rPr>
+          <w:b/>
+        </w:rPr>
+        <w:t xml:space="preserve">“</w:t>
+      </w:r>
+      <w:r>
+        <w:rPr>
+          <w:b/>
+        </w:rPr>
+        <w:t xml:space="preserve">ADEQUADO</w:t>
+      </w:r>
+      <w:r>
+        <w:rPr>
+          <w:b/>
+        </w:rPr>
+        <w:t xml:space="preserve">”</w:t>
+      </w:r>
+      <w:r>
+        <w:t xml:space="preserve"> </w:t>
+      </w:r>
+      <w:r>
+        <w:t xml:space="preserve">quando FS ≥ FS alvo, ou vermelho</w:t>
+      </w:r>
+      <w:r>
+        <w:t xml:space="preserve"> </w:t>
+      </w:r>
+      <w:r>
+        <w:rPr>
+          <w:b/>
+        </w:rPr>
+        <w:t xml:space="preserve">“</w:t>
+      </w:r>
+      <w:r>
+        <w:rPr>
+          <w:b/>
+        </w:rPr>
+        <w:t xml:space="preserve">INSUFICIENTE</w:t>
+      </w:r>
+      <w:r>
+        <w:rPr>
+          <w:b/>
+        </w:rPr>
+        <w:t xml:space="preserve">”</w:t>
+      </w:r>
+      <w:r>
+        <w:t xml:space="preserve"> </w:t>
+      </w:r>
+      <w:r>
+        <w:t xml:space="preserve">quando FS &lt; FS alvo. O FS alvo vem do mesmo campo usado para dimensionar o</w:t>
+      </w:r>
+      <w:r>
+        <w:t xml:space="preserve"> </w:t>
+      </w:r>
+      <w:r>
+        <w:t xml:space="preserve">reforço (aba</w:t>
+      </w:r>
+      <w:r>
+        <w:t xml:space="preserve"> </w:t>
+      </w:r>
+      <w:r>
+        <w:rPr>
+          <w:b/>
+        </w:rPr>
+        <w:t xml:space="preserve">Reforço</w:t>
+      </w:r>
+      <w:r>
+        <w:t xml:space="preserve">, seção 5) — o padrão é 1,5, então o FS = 1,95 do</w:t>
+      </w:r>
+      <w:r>
+        <w:t xml:space="preserve"> </w:t>
+      </w:r>
+      <w:r>
+        <w:t xml:space="preserve">exemplo aparece com o selo</w:t>
+      </w:r>
+      <w:r>
+        <w:t xml:space="preserve"> </w:t>
+      </w:r>
+      <w:r>
+        <w:rPr>
+          <w:b/>
+        </w:rPr>
+        <w:t xml:space="preserve">ADEQUADO</w:t>
+      </w:r>
+      <w:r>
+        <w:t xml:space="preserve">. Mude o FS alvo para, digamos, 2,0 e o</w:t>
+      </w:r>
+      <w:r>
+        <w:t xml:space="preserve"> </w:t>
+      </w:r>
+      <w:r>
+        <w:t xml:space="preserve">mesmo resultado passa a aparecer como</w:t>
+      </w:r>
+      <w:r>
+        <w:t xml:space="preserve"> </w:t>
+      </w:r>
+      <w:r>
+        <w:rPr>
+          <w:b/>
+        </w:rPr>
+        <w:t xml:space="preserve">INSUFICIENTE</w:t>
+      </w:r>
+      <w:r>
+        <w:t xml:space="preserve">, sem precisar recalcular</w:t>
+      </w:r>
+      <w:r>
+        <w:t xml:space="preserve"> </w:t>
+      </w:r>
+      <w:r>
+        <w:t xml:space="preserve">nada — é só um julgamento sobre o número que já estava lá.</w:t>
+      </w:r>
+    </w:p>
+    <w:p>
+      <w:pPr>
         <w:pStyle w:val="Heading3"/>
       </w:pPr>
       <w:bookmarkStart w:id="34" w:name="reforço-com-geossintéticos"/>
@@ -3651,7 +4950,19 @@
         <w:t xml:space="preserve"> </w:t>
       </w:r>
       <w:r>
-        <w:t xml:space="preserve">Ajuste os parâmetros do geossintético (na aba de reforço:</w:t>
+        <w:t xml:space="preserve">Ajuste os parâmetros do geossintético (na aba</w:t>
+      </w:r>
+      <w:r>
+        <w:t xml:space="preserve"> </w:t>
+      </w:r>
+      <w:r>
+        <w:rPr>
+          <w:b/>
+        </w:rPr>
+        <w:t xml:space="preserve">Reforço</w:t>
+      </w:r>
+      <w:r>
+        <w:t xml:space="preserve">:</w:t>
       </w:r>
       <w:r>
         <w:t xml:space="preserve"> </w:t>
@@ -3663,19 +4974,22 @@
         <w:t xml:space="preserve"> </w:t>
       </w:r>
       <w:r>
-        <w:t xml:space="preserve">clique em</w:t>
-      </w:r>
-      <w:r>
-        <w:t xml:space="preserve"> </w:t>
-      </w:r>
-      <w:r>
-        <w:rPr>
-          <w:b/>
-        </w:rPr>
-        <w:t xml:space="preserve">Ref</w:t>
-      </w:r>
-      <w:r>
-        <w:t xml:space="preserve">.</w:t>
+        <w:t xml:space="preserve">clique no método</w:t>
+      </w:r>
+      <w:r>
+        <w:t xml:space="preserve"> </w:t>
+      </w:r>
+      <w:r>
+        <w:rPr>
+          <w:b/>
+        </w:rPr>
+        <w:t xml:space="preserve">Reforço (geossintético)</w:t>
+      </w:r>
+      <w:r>
+        <w:t xml:space="preserve"> </w:t>
+      </w:r>
+      <w:r>
+        <w:t xml:space="preserve">na navbar.</w:t>
       </w:r>
     </w:p>
     <w:p>
@@ -3719,28 +5033,52 @@
         <w:t xml:space="preserve"> </w:t>
       </w:r>
       <w:r>
-        <w:t xml:space="preserve">espaçamento uniforme Sv = 0,36 m. A soma das trações exigidas, ΣTmax = 66,67 kN/m,</w:t>
-      </w:r>
-      <w:r>
-        <w:t xml:space="preserve"> </w:t>
-      </w:r>
-      <w:r>
-        <w:rPr>
-          <w:b/>
-        </w:rPr>
-        <w:t xml:space="preserve">coincide com o empuxo ativo de Rankine</w:t>
-      </w:r>
-      <w:r>
-        <w:t xml:space="preserve"> </w:t>
-      </w:r>
-      <w:r>
-        <w:t xml:space="preserve">para o mesmo muro — o reforço, no</w:t>
-      </w:r>
-      <w:r>
-        <w:t xml:space="preserve"> </w:t>
-      </w:r>
-      <w:r>
-        <w:t xml:space="preserve">conjunto, equilibra exatamente o empuxo do solo, o que confirma a consistência do</w:t>
+        <w:t xml:space="preserve">espaçamento uniforme Sv = 0,36 m — o esquema desenha as 11 linhas horizontais</w:t>
+      </w:r>
+      <w:r>
+        <w:t xml:space="preserve"> </w:t>
+      </w:r>
+      <w:r>
+        <w:t xml:space="preserve">do reforço, mais curtas perto da base (a zona ativa La encolhe com a</w:t>
+      </w:r>
+      <w:r>
+        <w:t xml:space="preserve"> </w:t>
+      </w:r>
+      <w:r>
+        <w:t xml:space="preserve">profundidade). A soma das trações exigidas, ΣTmax = 66,67 kN/m,</w:t>
+      </w:r>
+      <w:r>
+        <w:t xml:space="preserve"> </w:t>
+      </w:r>
+      <w:r>
+        <w:rPr>
+          <w:b/>
+        </w:rPr>
+        <w:t xml:space="preserve">coincide com</w:t>
+      </w:r>
+      <w:r>
+        <w:rPr>
+          <w:b/>
+        </w:rPr>
+        <w:t xml:space="preserve"> </w:t>
+      </w:r>
+      <w:r>
+        <w:rPr>
+          <w:b/>
+        </w:rPr>
+        <w:t xml:space="preserve">o empuxo ativo de Rankine</w:t>
+      </w:r>
+      <w:r>
+        <w:t xml:space="preserve"> </w:t>
+      </w:r>
+      <w:r>
+        <w:t xml:space="preserve">para o mesmo muro — o reforço, no conjunto,</w:t>
+      </w:r>
+      <w:r>
+        <w:t xml:space="preserve"> </w:t>
+      </w:r>
+      <w:r>
+        <w:t xml:space="preserve">equilibra exatamente o empuxo do solo, o que confirma a consistência do</w:t>
       </w:r>
       <w:r>
         <w:t xml:space="preserve"> </w:t>
@@ -3751,13 +5089,929 @@
     </w:p>
     <w:p>
       <w:pPr>
+        <w:pStyle w:val="BodyText"/>
+      </w:pPr>
+      <w:r>
+        <w:rPr>
+          <w:b/>
+        </w:rPr>
+        <w:t xml:space="preserve">Selo OK / ALERTA.</w:t>
+      </w:r>
+      <w:r>
+        <w:t xml:space="preserve"> </w:t>
+      </w:r>
+      <w:r>
+        <w:t xml:space="preserve">O cartão</w:t>
+      </w:r>
+      <w:r>
+        <w:t xml:space="preserve"> </w:t>
+      </w:r>
+      <w:r>
+        <w:t xml:space="preserve">“</w:t>
+      </w:r>
+      <w:r>
+        <w:t xml:space="preserve">Nº de camadas</w:t>
+      </w:r>
+      <w:r>
+        <w:t xml:space="preserve">”</w:t>
+      </w:r>
+      <w:r>
+        <w:t xml:space="preserve"> </w:t>
+      </w:r>
+      <w:r>
+        <w:t xml:space="preserve">também carrega um selo: verde</w:t>
+      </w:r>
+      <w:r>
+        <w:t xml:space="preserve"> </w:t>
+      </w:r>
+      <w:r>
+        <w:rPr>
+          <w:b/>
+        </w:rPr>
+        <w:t xml:space="preserve">“</w:t>
+      </w:r>
+      <w:r>
+        <w:rPr>
+          <w:b/>
+        </w:rPr>
+        <w:t xml:space="preserve">OK</w:t>
+      </w:r>
+      <w:r>
+        <w:rPr>
+          <w:b/>
+        </w:rPr>
+        <w:t xml:space="preserve">”</w:t>
+      </w:r>
+      <w:r>
+        <w:t xml:space="preserve"> </w:t>
+      </w:r>
+      <w:r>
+        <w:t xml:space="preserve">quando o dimensionamento fechou (nº de camadas e espaçamento Sv</w:t>
+      </w:r>
+      <w:r>
+        <w:t xml:space="preserve"> </w:t>
+      </w:r>
+      <w:r>
+        <w:t xml:space="preserve">finitos e positivos), ou vermelho</w:t>
+      </w:r>
+      <w:r>
+        <w:t xml:space="preserve"> </w:t>
+      </w:r>
+      <w:r>
+        <w:rPr>
+          <w:b/>
+        </w:rPr>
+        <w:t xml:space="preserve">“</w:t>
+      </w:r>
+      <w:r>
+        <w:rPr>
+          <w:b/>
+        </w:rPr>
+        <w:t xml:space="preserve">ALERTA</w:t>
+      </w:r>
+      <w:r>
+        <w:rPr>
+          <w:b/>
+        </w:rPr>
+        <w:t xml:space="preserve">”</w:t>
+      </w:r>
+      <w:r>
+        <w:t xml:space="preserve"> </w:t>
+      </w:r>
+      <w:r>
+        <w:t xml:space="preserve">quando não fechou — o caso</w:t>
+      </w:r>
+      <w:r>
+        <w:t xml:space="preserve"> </w:t>
+      </w:r>
+      <w:r>
+        <w:t xml:space="preserve">típico é um Tult baixo demais para o empuxo do muro (γ·H + q), que o programa</w:t>
+      </w:r>
+      <w:r>
+        <w:t xml:space="preserve"> </w:t>
+      </w:r>
+      <w:r>
+        <w:t xml:space="preserve">já impede de virar um número sem sentido na tela.</w:t>
+      </w:r>
+    </w:p>
+    <w:p>
+      <w:pPr>
+        <w:pStyle w:val="Heading3"/>
+      </w:pPr>
+      <w:bookmarkStart w:id="35" w:name="estabilidade-externa"/>
+      <w:r>
+        <w:t xml:space="preserve">7.6 Estabilidade externa</w:t>
+      </w:r>
+      <w:bookmarkEnd w:id="35"/>
+    </w:p>
+    <w:p>
+      <w:pPr>
+        <w:pStyle w:val="FirstParagraph"/>
+      </w:pPr>
+      <w:r>
+        <w:rPr>
+          <w:b/>
+        </w:rPr>
+        <w:t xml:space="preserve">A ideia.</w:t>
+      </w:r>
+      <w:r>
+        <w:t xml:space="preserve"> </w:t>
+      </w:r>
+      <w:r>
+        <w:t xml:space="preserve">Os cinco métodos anteriores olham para</w:t>
+      </w:r>
+      <w:r>
+        <w:t xml:space="preserve"> </w:t>
+      </w:r>
+      <w:r>
+        <w:rPr>
+          <w:b/>
+        </w:rPr>
+        <w:t xml:space="preserve">dentro</w:t>
+      </w:r>
+      <w:r>
+        <w:t xml:space="preserve"> </w:t>
+      </w:r>
+      <w:r>
+        <w:t xml:space="preserve">do maciço</w:t>
+      </w:r>
+      <w:r>
+        <w:t xml:space="preserve"> </w:t>
+      </w:r>
+      <w:r>
+        <w:t xml:space="preserve">reforçado. A estabilidade externa vira a pergunta do avesso: tratando o</w:t>
+      </w:r>
+      <w:r>
+        <w:t xml:space="preserve"> </w:t>
+      </w:r>
+      <w:r>
+        <w:t xml:space="preserve">maciço reforçado inteiro como um</w:t>
+      </w:r>
+      <w:r>
+        <w:t xml:space="preserve"> </w:t>
+      </w:r>
+      <w:r>
+        <w:rPr>
+          <w:b/>
+        </w:rPr>
+        <w:t xml:space="preserve">bloco rígido</w:t>
+      </w:r>
+      <w:r>
+        <w:t xml:space="preserve"> </w:t>
+      </w:r>
+      <w:r>
+        <w:t xml:space="preserve">de largura B e altura H, ele</w:t>
+      </w:r>
+      <w:r>
+        <w:t xml:space="preserve"> </w:t>
+      </w:r>
+      <w:r>
+        <w:t xml:space="preserve">resiste a</w:t>
+      </w:r>
+      <w:r>
+        <w:t xml:space="preserve"> </w:t>
+      </w:r>
+      <w:r>
+        <w:rPr>
+          <w:b/>
+        </w:rPr>
+        <w:t xml:space="preserve">deslizar</w:t>
+      </w:r>
+      <w:r>
+        <w:t xml:space="preserve"> </w:t>
+      </w:r>
+      <w:r>
+        <w:t xml:space="preserve">sobre a fundação,</w:t>
+      </w:r>
+      <w:r>
+        <w:t xml:space="preserve"> </w:t>
+      </w:r>
+      <w:r>
+        <w:rPr>
+          <w:b/>
+        </w:rPr>
+        <w:t xml:space="preserve">tombar</w:t>
+      </w:r>
+      <w:r>
+        <w:t xml:space="preserve"> </w:t>
+      </w:r>
+      <w:r>
+        <w:t xml:space="preserve">em torno do pé, e a</w:t>
+      </w:r>
+      <w:r>
+        <w:t xml:space="preserve"> </w:t>
+      </w:r>
+      <w:r>
+        <w:t xml:space="preserve">fundação resiste ao</w:t>
+      </w:r>
+      <w:r>
+        <w:t xml:space="preserve"> </w:t>
+      </w:r>
+      <w:r>
+        <w:rPr>
+          <w:b/>
+        </w:rPr>
+        <w:t xml:space="preserve">peso</w:t>
+      </w:r>
+      <w:r>
+        <w:t xml:space="preserve"> </w:t>
+      </w:r>
+      <w:r>
+        <w:t xml:space="preserve">desse bloco sem romper? São os três modos de</w:t>
+      </w:r>
+      <w:r>
+        <w:t xml:space="preserve"> </w:t>
+      </w:r>
+      <w:r>
+        <w:t xml:space="preserve">falha clássicos de qualquer estrutura de contenção — muro de gravidade,</w:t>
+      </w:r>
+      <w:r>
+        <w:t xml:space="preserve"> </w:t>
+      </w:r>
+      <w:r>
+        <w:t xml:space="preserve">sapata, ou, aqui, o próprio maciço reforçado agindo como um bloco só. É o que</w:t>
+      </w:r>
+      <w:r>
+        <w:t xml:space="preserve"> </w:t>
+      </w:r>
+      <w:r>
+        <w:t xml:space="preserve">dá função às abas</w:t>
+      </w:r>
+      <w:r>
+        <w:t xml:space="preserve"> </w:t>
+      </w:r>
+      <w:r>
+        <w:rPr>
+          <w:b/>
+        </w:rPr>
+        <w:t xml:space="preserve">Solo de encosta</w:t>
+      </w:r>
+      <w:r>
+        <w:t xml:space="preserve"> </w:t>
+      </w:r>
+      <w:r>
+        <w:t xml:space="preserve">(o solo retido, que empurra o bloco) e</w:t>
+      </w:r>
+      <w:r>
+        <w:t xml:space="preserve"> </w:t>
+      </w:r>
+      <w:r>
+        <w:rPr>
+          <w:b/>
+        </w:rPr>
+        <w:t xml:space="preserve">Solo de fundação</w:t>
+      </w:r>
+      <w:r>
+        <w:t xml:space="preserve"> </w:t>
+      </w:r>
+      <w:r>
+        <w:t xml:space="preserve">(o solo de apoio, que resiste por baixo) — antes</w:t>
+      </w:r>
+      <w:r>
+        <w:t xml:space="preserve"> </w:t>
+      </w:r>
+      <w:r>
+        <w:t xml:space="preserve">reservadas, hoje efetivamente usadas por este método.</w:t>
+      </w:r>
+    </w:p>
+    <w:p>
+      <w:pPr>
+        <w:pStyle w:val="BodyText"/>
+      </w:pPr>
+      <w:r>
+        <w:rPr>
+          <w:b/>
+        </w:rPr>
+        <w:t xml:space="preserve">Equações-chave.</w:t>
+      </w:r>
+      <w:r>
+        <w:t xml:space="preserve"> </w:t>
+      </w:r>
+      <w:r>
+        <w:t xml:space="preserve">O empuxo motor vem do solo</w:t>
+      </w:r>
+      <w:r>
+        <w:t xml:space="preserve"> </w:t>
+      </w:r>
+      <w:r>
+        <w:rPr>
+          <w:b/>
+        </w:rPr>
+        <w:t xml:space="preserve">retido</w:t>
+      </w:r>
+      <w:r>
+        <w:t xml:space="preserve"> </w:t>
+      </w:r>
+      <w:r>
+        <w:t xml:space="preserve">(aba Solo de</w:t>
+      </w:r>
+      <w:r>
+        <w:t xml:space="preserve"> </w:t>
+      </w:r>
+      <w:r>
+        <w:t xml:space="preserve">encosta), pela mesma fórmula de Rankine (seção 7.1) — o programa reaproveita</w:t>
+      </w:r>
+      <w:r>
+        <w:t xml:space="preserve"> </w:t>
+      </w:r>
+      <w:r>
+        <w:t xml:space="preserve">o cálculo, não duplica a fórmula. Ele pode atuar</w:t>
+      </w:r>
+      <w:r>
+        <w:t xml:space="preserve"> </w:t>
+      </w:r>
+      <w:r>
+        <w:rPr>
+          <w:b/>
+        </w:rPr>
+        <w:t xml:space="preserve">inclinado</w:t>
+      </w:r>
+      <w:r>
+        <w:t xml:space="preserve"> </w:t>
+      </w:r>
+      <w:r>
+        <w:t xml:space="preserve">de δ_ret</w:t>
+      </w:r>
+      <w:r>
+        <w:t xml:space="preserve"> </w:t>
+      </w:r>
+      <w:r>
+        <w:t xml:space="preserve">(atrito solo-muro do retido, configurável na própria aba Solo de encosta),</w:t>
+      </w:r>
+      <w:r>
+        <w:t xml:space="preserve"> </w:t>
+      </w:r>
+      <w:r>
+        <w:t xml:space="preserve">gerando uma componente vertical que</w:t>
+      </w:r>
+      <w:r>
+        <w:t xml:space="preserve"> </w:t>
+      </w:r>
+      <w:r>
+        <w:rPr>
+          <w:b/>
+        </w:rPr>
+        <w:t xml:space="preserve">alivia</w:t>
+      </w:r>
+      <w:r>
+        <w:t xml:space="preserve"> </w:t>
+      </w:r>
+      <w:r>
+        <w:t xml:space="preserve">a estrutura:</w:t>
+      </w:r>
+    </w:p>
+    <w:p>
+      <w:pPr>
+        <w:pStyle w:val="SourceCode"/>
+      </w:pPr>
+      <w:r>
+        <w:rPr>
+          <w:rStyle w:val="VerbatimChar"/>
+        </w:rPr>
+        <w:t xml:space="preserve">Ka = tan²(45° − φ_ret/2)</w:t>
+      </w:r>
+      <w:r>
+        <w:br/>
+      </w:r>
+      <w:r>
+        <w:rPr>
+          <w:rStyle w:val="VerbatimChar"/>
+        </w:rPr>
+        <w:t xml:space="preserve">Pah = ½·Ka·γ_ret·H²  +  Ka·q·H        componente horizontal do empuxo motor</w:t>
+      </w:r>
+      <w:r>
+        <w:br/>
+      </w:r>
+      <w:r>
+        <w:rPr>
+          <w:rStyle w:val="VerbatimChar"/>
+        </w:rPr>
+        <w:t xml:space="preserve">Pav = Pah · tan(δ_ret)                 componente vertical (δ_ret=0 é o padrão conservador)</w:t>
+      </w:r>
+    </w:p>
+    <w:p>
+      <w:pPr>
+        <w:pStyle w:val="FirstParagraph"/>
+      </w:pPr>
+      <w:r>
+        <w:t xml:space="preserve">Deslizamento (N = peso do bloco + sobrecarga; φ_base/c_base vêm, por padrão,</w:t>
+      </w:r>
+      <w:r>
+        <w:t xml:space="preserve"> </w:t>
+      </w:r>
+      <w:r>
+        <w:t xml:space="preserve">do solo de fundação):</w:t>
+      </w:r>
+    </w:p>
+    <w:p>
+      <w:pPr>
+        <w:pStyle w:val="SourceCode"/>
+      </w:pPr>
+      <w:r>
+        <w:rPr>
+          <w:rStyle w:val="VerbatimChar"/>
+        </w:rPr>
+        <w:t xml:space="preserve">FS_deslizamento = [(N + Pav)·tan φ_base + c_base·B] / Pah        (alvo ≥ 1,5)</w:t>
+      </w:r>
+    </w:p>
+    <w:p>
+      <w:pPr>
+        <w:pStyle w:val="FirstParagraph"/>
+      </w:pPr>
+      <w:r>
+        <w:t xml:space="preserve">Tombamento em torno do pé, com a excentricidade e da resultante na base:</w:t>
+      </w:r>
+    </w:p>
+    <w:p>
+      <w:pPr>
+        <w:pStyle w:val="SourceCode"/>
+      </w:pPr>
+      <w:r>
+        <w:rPr>
+          <w:rStyle w:val="VerbatimChar"/>
+        </w:rPr>
+        <w:t xml:space="preserve">FS_tombamento = [N·(B/2) + Pav·B] / [Ea_solo·(H/3) + Ea_sob·(H/2)]     (alvo ≥ 2,0)</w:t>
+      </w:r>
+      <w:r>
+        <w:br/>
+      </w:r>
+      <w:r>
+        <w:rPr>
+          <w:rStyle w:val="VerbatimChar"/>
+        </w:rPr>
+        <w:t xml:space="preserve">e = B/2 − (M_estabilizante − M_tombador) / (N + Pav)                    (limite: e ≤ B/6)</w:t>
+      </w:r>
+    </w:p>
+    <w:p>
+      <w:pPr>
+        <w:pStyle w:val="FirstParagraph"/>
+      </w:pPr>
+      <w:r>
+        <w:t xml:space="preserve">Capacidade de carga da fundação (Vésic, largura efetiva de Meyerhof</w:t>
+      </w:r>
+      <w:r>
+        <w:t xml:space="preserve"> </w:t>
+      </w:r>
+      <w:r>
+        <w:t xml:space="preserve">B’ = B − 2e, fatores Nc/Nq/Nγ do solo de fundação):</w:t>
+      </w:r>
+    </w:p>
+    <w:p>
+      <w:pPr>
+        <w:pStyle w:val="SourceCode"/>
+      </w:pPr>
+      <w:r>
+        <w:rPr>
+          <w:rStyle w:val="VerbatimChar"/>
+        </w:rPr>
+        <w:t xml:space="preserve">q_ult = c_f·Nc + γ_f·D·Nq + ½·γ_f·B'·Nγ        (D = embutimento da fundação)</w:t>
+      </w:r>
+      <w:r>
+        <w:br/>
+      </w:r>
+      <w:r>
+        <w:rPr>
+          <w:rStyle w:val="VerbatimChar"/>
+        </w:rPr>
+        <w:t xml:space="preserve">FS_capacidade = q_ult / (N/B')                  (alvo ≥ 2,0)</w:t>
+      </w:r>
+    </w:p>
+    <w:p>
+      <w:pPr>
+        <w:pStyle w:val="FirstParagraph"/>
+      </w:pPr>
+      <w:r>
+        <w:t xml:space="preserve">O</w:t>
+      </w:r>
+      <w:r>
+        <w:t xml:space="preserve"> </w:t>
+      </w:r>
+      <w:r>
+        <w:rPr>
+          <w:b/>
+        </w:rPr>
+        <w:t xml:space="preserve">FS global</w:t>
+      </w:r>
+      <w:r>
+        <w:t xml:space="preserve"> </w:t>
+      </w:r>
+      <w:r>
+        <w:t xml:space="preserve">da verificação é o mínimo entre os três.</w:t>
+      </w:r>
+    </w:p>
+    <w:p>
+      <w:pPr>
+        <w:pStyle w:val="BodyText"/>
+      </w:pPr>
+      <w:r>
+        <w:rPr>
+          <w:b/>
+        </w:rPr>
+        <w:t xml:space="preserve">Quando usar.</w:t>
+      </w:r>
+      <w:r>
+        <w:t xml:space="preserve"> </w:t>
+      </w:r>
+      <w:r>
+        <w:t xml:space="preserve">Sempre — é a verificação que fecha o dimensionamento. Os</w:t>
+      </w:r>
+      <w:r>
+        <w:t xml:space="preserve"> </w:t>
+      </w:r>
+      <w:r>
+        <w:t xml:space="preserve">métodos de cunha e o reforço garantem que o maciço não rompe</w:t>
+      </w:r>
+      <w:r>
+        <w:t xml:space="preserve"> </w:t>
+      </w:r>
+      <w:r>
+        <w:rPr>
+          <w:b/>
+        </w:rPr>
+        <w:t xml:space="preserve">por dentro</w:t>
+      </w:r>
+      <w:r>
+        <w:t xml:space="preserve">;</w:t>
+      </w:r>
+      <w:r>
+        <w:t xml:space="preserve"> </w:t>
+      </w:r>
+      <w:r>
+        <w:t xml:space="preserve">a estabilidade externa garante que o conjunto, como bloco, não desliza, tomba</w:t>
+      </w:r>
+      <w:r>
+        <w:t xml:space="preserve"> </w:t>
+      </w:r>
+      <w:r>
+        <w:t xml:space="preserve">nem afunda.</w:t>
+      </w:r>
+    </w:p>
+    <w:p>
+      <w:pPr>
+        <w:pStyle w:val="BodyText"/>
+      </w:pPr>
+      <w:r>
+        <w:rPr>
+          <w:b/>
+        </w:rPr>
+        <w:t xml:space="preserve">Como rodar.</w:t>
+      </w:r>
+      <w:r>
+        <w:t xml:space="preserve"> </w:t>
+      </w:r>
+      <w:r>
+        <w:t xml:space="preserve">Preencha a aba</w:t>
+      </w:r>
+      <w:r>
+        <w:t xml:space="preserve"> </w:t>
+      </w:r>
+      <w:r>
+        <w:rPr>
+          <w:b/>
+        </w:rPr>
+        <w:t xml:space="preserve">Solo de encosta</w:t>
+      </w:r>
+      <w:r>
+        <w:t xml:space="preserve"> </w:t>
+      </w:r>
+      <w:r>
+        <w:t xml:space="preserve">(o solo retido atrás do</w:t>
+      </w:r>
+      <w:r>
+        <w:t xml:space="preserve"> </w:t>
+      </w:r>
+      <w:r>
+        <w:t xml:space="preserve">bloco — δ_ret fica em 0° por padrão, conservador; para muros de solo</w:t>
+      </w:r>
+      <w:r>
+        <w:t xml:space="preserve"> </w:t>
+      </w:r>
+      <w:r>
+        <w:t xml:space="preserve">reforçado é comum adotar δ_ret = φ_ret) e a aba</w:t>
+      </w:r>
+      <w:r>
+        <w:t xml:space="preserve"> </w:t>
+      </w:r>
+      <w:r>
+        <w:rPr>
+          <w:b/>
+        </w:rPr>
+        <w:t xml:space="preserve">Solo de fundação</w:t>
+      </w:r>
+      <w:r>
+        <w:t xml:space="preserve"> </w:t>
+      </w:r>
+      <w:r>
+        <w:t xml:space="preserve">(o solo</w:t>
+      </w:r>
+      <w:r>
+        <w:t xml:space="preserve"> </w:t>
+      </w:r>
+      <w:r>
+        <w:t xml:space="preserve">de apoio), depois clique em</w:t>
+      </w:r>
+      <w:r>
+        <w:t xml:space="preserve"> </w:t>
+      </w:r>
+      <w:r>
+        <w:rPr>
+          <w:b/>
+        </w:rPr>
+        <w:t xml:space="preserve">Estabilidade externa</w:t>
+      </w:r>
+      <w:r>
+        <w:t xml:space="preserve"> </w:t>
+      </w:r>
+      <w:r>
+        <w:t xml:space="preserve">na navbar. Diferente dos</w:t>
+      </w:r>
+      <w:r>
+        <w:t xml:space="preserve"> </w:t>
+      </w:r>
+      <w:r>
+        <w:t xml:space="preserve">cinco métodos de cunha, esta verificação não entra no grupo exclusivo de</w:t>
+      </w:r>
+      <w:r>
+        <w:t xml:space="preserve"> </w:t>
+      </w:r>
+      <w:r>
+        <w:t xml:space="preserve">abas — é uma checagem à parte, que pode ser rodada em qualquer momento.</w:t>
+      </w:r>
+    </w:p>
+    <w:p>
+      <w:pPr>
+        <w:pStyle w:val="BodyText"/>
+      </w:pPr>
+      <w:r>
+        <w:rPr>
+          <w:b/>
+        </w:rPr>
+        <w:t xml:space="preserve">Resultado no exemplo.</w:t>
+      </w:r>
+      <w:r>
+        <w:t xml:space="preserve"> </w:t>
+      </w:r>
+      <w:r>
+        <w:t xml:space="preserve">Com o exemplo condutor (H=4, B=5, aterro γ=20/φ=30,</w:t>
+      </w:r>
+      <w:r>
+        <w:t xml:space="preserve"> </w:t>
+      </w:r>
+      <w:r>
+        <w:t xml:space="preserve">fundação φ=30/c=15/γ=20, solo retido = mesmo φ=30, δ_ret=0, q=10): Pah =</w:t>
+      </w:r>
+      <w:r>
+        <w:t xml:space="preserve"> </w:t>
+      </w:r>
+      <w:r>
+        <w:t xml:space="preserve">66,67 kN/m;</w:t>
+      </w:r>
+      <w:r>
+        <w:t xml:space="preserve"> </w:t>
+      </w:r>
+      <w:r>
+        <w:rPr>
+          <w:b/>
+        </w:rPr>
+        <w:t xml:space="preserve">FS deslizamento = 5,02</w:t>
+      </w:r>
+      <w:r>
+        <w:t xml:space="preserve">;</w:t>
+      </w:r>
+      <w:r>
+        <w:t xml:space="preserve"> </w:t>
+      </w:r>
+      <w:r>
+        <w:rPr>
+          <w:b/>
+        </w:rPr>
+        <w:t xml:space="preserve">FS tombamento = 11,51</w:t>
+      </w:r>
+      <w:r>
+        <w:t xml:space="preserve">;</w:t>
+      </w:r>
+      <w:r>
+        <w:t xml:space="preserve"> </w:t>
+      </w:r>
+      <w:r>
+        <w:t xml:space="preserve">excentricidade e = 0,217 m (bem dentro do limite B/6 = 0,833 m);</w:t>
+      </w:r>
+      <w:r>
+        <w:t xml:space="preserve"> </w:t>
+      </w:r>
+      <w:r>
+        <w:rPr>
+          <w:b/>
+        </w:rPr>
+        <w:t xml:space="preserve">FS</w:t>
+      </w:r>
+      <w:r>
+        <w:rPr>
+          <w:b/>
+        </w:rPr>
+        <w:t xml:space="preserve"> </w:t>
+      </w:r>
+      <w:r>
+        <w:rPr>
+          <w:b/>
+        </w:rPr>
+        <w:t xml:space="preserve">capacidade de carga = 14,96</w:t>
+      </w:r>
+      <w:r>
+        <w:t xml:space="preserve">. Base larga (B=5 m) para um muro de 4 m — tudo</w:t>
+      </w:r>
+      <w:r>
+        <w:t xml:space="preserve"> </w:t>
+      </w:r>
+      <w:r>
+        <w:t xml:space="preserve">folgado. Reduza B para 1 m (mantendo o resto) e os três FS despencam bem</w:t>
+      </w:r>
+      <w:r>
+        <w:t xml:space="preserve"> </w:t>
+      </w:r>
+      <w:r>
+        <w:t xml:space="preserve">abaixo dos alvos — um bom experimento para sentir a sensibilidade da largura</w:t>
+      </w:r>
+      <w:r>
+        <w:t xml:space="preserve"> </w:t>
+      </w:r>
+      <w:r>
+        <w:t xml:space="preserve">da base.</w:t>
+      </w:r>
+    </w:p>
+    <w:p>
+      <w:pPr>
+        <w:pStyle w:val="BodyText"/>
+      </w:pPr>
+      <w:r>
+        <w:rPr>
+          <w:b/>
+        </w:rPr>
+        <w:t xml:space="preserve">Selos ADEQUADO / INSUFICIENTE.</w:t>
+      </w:r>
+      <w:r>
+        <w:t xml:space="preserve"> </w:t>
+      </w:r>
+      <w:r>
+        <w:t xml:space="preserve">Cada um dos três cartões de FS carrega um</w:t>
+      </w:r>
+      <w:r>
+        <w:t xml:space="preserve"> </w:t>
+      </w:r>
+      <w:r>
+        <w:t xml:space="preserve">selo: verde</w:t>
+      </w:r>
+      <w:r>
+        <w:t xml:space="preserve"> </w:t>
+      </w:r>
+      <w:r>
+        <w:rPr>
+          <w:b/>
+        </w:rPr>
+        <w:t xml:space="preserve">“</w:t>
+      </w:r>
+      <w:r>
+        <w:rPr>
+          <w:b/>
+        </w:rPr>
+        <w:t xml:space="preserve">ADEQUADO</w:t>
+      </w:r>
+      <w:r>
+        <w:rPr>
+          <w:b/>
+        </w:rPr>
+        <w:t xml:space="preserve">”</w:t>
+      </w:r>
+      <w:r>
+        <w:t xml:space="preserve"> </w:t>
+      </w:r>
+      <w:r>
+        <w:t xml:space="preserve">quando o FS atinge o alvo (1,5 para deslizamento,</w:t>
+      </w:r>
+      <w:r>
+        <w:t xml:space="preserve"> </w:t>
+      </w:r>
+      <w:r>
+        <w:t xml:space="preserve">2,0 para tombamento e capacidade de carga), vermelho</w:t>
+      </w:r>
+      <w:r>
+        <w:t xml:space="preserve"> </w:t>
+      </w:r>
+      <w:r>
+        <w:rPr>
+          <w:b/>
+        </w:rPr>
+        <w:t xml:space="preserve">“</w:t>
+      </w:r>
+      <w:r>
+        <w:rPr>
+          <w:b/>
+        </w:rPr>
+        <w:t xml:space="preserve">INSUFICIENTE</w:t>
+      </w:r>
+      <w:r>
+        <w:rPr>
+          <w:b/>
+        </w:rPr>
+        <w:t xml:space="preserve">”</w:t>
+      </w:r>
+      <w:r>
+        <w:t xml:space="preserve"> </w:t>
+      </w:r>
+      <w:r>
+        <w:t xml:space="preserve">quando não atinge. Um quarto cartão mostra a</w:t>
+      </w:r>
+      <w:r>
+        <w:t xml:space="preserve"> </w:t>
+      </w:r>
+      <w:r>
+        <w:rPr>
+          <w:b/>
+        </w:rPr>
+        <w:t xml:space="preserve">excentricidade</w:t>
+      </w:r>
+      <w:r>
+        <w:t xml:space="preserve"> </w:t>
+      </w:r>
+      <w:r>
+        <w:t xml:space="preserve">com selo</w:t>
+      </w:r>
+      <w:r>
+        <w:t xml:space="preserve"> </w:t>
+      </w:r>
+      <w:r>
+        <w:rPr>
+          <w:b/>
+        </w:rPr>
+        <w:t xml:space="preserve">“</w:t>
+      </w:r>
+      <w:r>
+        <w:rPr>
+          <w:b/>
+        </w:rPr>
+        <w:t xml:space="preserve">OK</w:t>
+      </w:r>
+      <w:r>
+        <w:rPr>
+          <w:b/>
+        </w:rPr>
+        <w:t xml:space="preserve">”</w:t>
+      </w:r>
+      <w:r>
+        <w:t xml:space="preserve">/</w:t>
+      </w:r>
+      <w:r>
+        <w:rPr>
+          <w:b/>
+        </w:rPr>
+        <w:t xml:space="preserve">“</w:t>
+      </w:r>
+      <w:r>
+        <w:rPr>
+          <w:b/>
+        </w:rPr>
+        <w:t xml:space="preserve">ALERTA</w:t>
+      </w:r>
+      <w:r>
+        <w:rPr>
+          <w:b/>
+        </w:rPr>
+        <w:t xml:space="preserve">”</w:t>
+      </w:r>
+      <w:r>
+        <w:t xml:space="preserve"> </w:t>
+      </w:r>
+      <w:r>
+        <w:t xml:space="preserve">contra o limite B/6 (fora dele, a resultante sai do</w:t>
+      </w:r>
+      <w:r>
+        <w:t xml:space="preserve"> </w:t>
+      </w:r>
+      <w:r>
+        <w:t xml:space="preserve">núcleo central da base — tração, fora da faixa usual de projeto). No esquema</w:t>
+      </w:r>
+      <w:r>
+        <w:t xml:space="preserve"> </w:t>
+      </w:r>
+      <w:r>
+        <w:t xml:space="preserve">ilustrativo, o bloco B×H aparece tracejado por cima do muro, com a seta do</w:t>
+      </w:r>
+      <w:r>
+        <w:t xml:space="preserve"> </w:t>
+      </w:r>
+      <w:r>
+        <w:t xml:space="preserve">empuxo motor Eah a H/3 e a resultante N deslocada pela excentricidade.</w:t>
+      </w:r>
+    </w:p>
+    <w:p>
+      <w:pPr>
         <w:pStyle w:val="Heading2"/>
       </w:pPr>
-      <w:bookmarkStart w:id="35" w:name="quadro-resumo-e-interpretação"/>
+      <w:bookmarkStart w:id="36" w:name="quadro-resumo-e-interpretação"/>
       <w:r>
         <w:t xml:space="preserve">8. Quadro resumo e interpretação</w:t>
       </w:r>
-      <w:bookmarkEnd w:id="35"/>
+      <w:bookmarkEnd w:id="36"/>
     </w:p>
     <w:p>
       <w:pPr>
@@ -3773,43 +6027,154 @@
         <w:rPr>
           <w:b/>
         </w:rPr>
-        <w:t xml:space="preserve">Resu</w:t>
-      </w:r>
-      <w:r>
-        <w:t xml:space="preserve"> </w:t>
-      </w:r>
-      <w:r>
-        <w:t xml:space="preserve">abre o</w:t>
-      </w:r>
-      <w:r>
-        <w:t xml:space="preserve"> </w:t>
-      </w:r>
-      <w:r>
-        <w:rPr>
-          <w:b/>
-        </w:rPr>
         <w:t xml:space="preserve">Quadro Resumo</w:t>
       </w:r>
       <w:r>
-        <w:t xml:space="preserve">, uma tabela que guarda as últimas</w:t>
-      </w:r>
-      <w:r>
-        <w:t xml:space="preserve"> </w:t>
-      </w:r>
-      <w:r>
-        <w:t xml:space="preserve">situações analisadas (até oito colunas, em rolamento) com a geometria, os</w:t>
-      </w:r>
-      <w:r>
-        <w:t xml:space="preserve"> </w:t>
-      </w:r>
-      <w:r>
-        <w:t xml:space="preserve">parâmetros do solo, as sobrecargas e os resultados de cada método. É a ferramenta</w:t>
-      </w:r>
-      <w:r>
-        <w:t xml:space="preserve"> </w:t>
-      </w:r>
-      <w:r>
-        <w:t xml:space="preserve">para</w:t>
+        <w:t xml:space="preserve"> </w:t>
+      </w:r>
+      <w:r>
+        <w:t xml:space="preserve">abre um painel acoplável (dock, na base da janela)</w:t>
+      </w:r>
+      <w:r>
+        <w:t xml:space="preserve"> </w:t>
+      </w:r>
+      <w:r>
+        <w:t xml:space="preserve">com uma tabela que guarda as últimas situações analisadas (até oito colunas,</w:t>
+      </w:r>
+      <w:r>
+        <w:t xml:space="preserve"> </w:t>
+      </w:r>
+      <w:r>
+        <w:t xml:space="preserve">em rolamento) com a geometria (inclusive o</w:t>
+      </w:r>
+      <w:r>
+        <w:t xml:space="preserve"> </w:t>
+      </w:r>
+      <w:r>
+        <w:rPr>
+          <w:b/>
+        </w:rPr>
+        <w:t xml:space="preserve">embutimento da fundação</w:t>
+      </w:r>
+      <w:r>
+        <w:t xml:space="preserve">), os</w:t>
+      </w:r>
+      <w:r>
+        <w:t xml:space="preserve"> </w:t>
+      </w:r>
+      <w:r>
+        <w:t xml:space="preserve">parâmetros do solo, as sobrecargas e os resultados de cada método — inclusive</w:t>
+      </w:r>
+      <w:r>
+        <w:t xml:space="preserve"> </w:t>
+      </w:r>
+      <w:r>
+        <w:t xml:space="preserve">o</w:t>
+      </w:r>
+      <w:r>
+        <w:t xml:space="preserve"> </w:t>
+      </w:r>
+      <w:r>
+        <w:rPr>
+          <w:b/>
+        </w:rPr>
+        <w:t xml:space="preserve">FS de Bishop</w:t>
+      </w:r>
+      <w:r>
+        <w:t xml:space="preserve"> </w:t>
+      </w:r>
+      <w:r>
+        <w:t xml:space="preserve">(linha</w:t>
+      </w:r>
+      <w:r>
+        <w:t xml:space="preserve"> </w:t>
+      </w:r>
+      <w:r>
+        <w:t xml:space="preserve">“</w:t>
+      </w:r>
+      <w:r>
+        <w:t xml:space="preserve">FS, Mét. Bishop</w:t>
+      </w:r>
+      <w:r>
+        <w:t xml:space="preserve">”</w:t>
+      </w:r>
+      <w:r>
+        <w:t xml:space="preserve">), o</w:t>
+      </w:r>
+      <w:r>
+        <w:t xml:space="preserve"> </w:t>
+      </w:r>
+      <w:r>
+        <w:rPr>
+          <w:b/>
+        </w:rPr>
+        <w:t xml:space="preserve">número de camadas</w:t>
+      </w:r>
+      <w:r>
+        <w:t xml:space="preserve"> </w:t>
+      </w:r>
+      <w:r>
+        <w:t xml:space="preserve">do</w:t>
+      </w:r>
+      <w:r>
+        <w:t xml:space="preserve"> </w:t>
+      </w:r>
+      <w:r>
+        <w:t xml:space="preserve">reforço e os três FS da estabilidade externa (</w:t>
+      </w:r>
+      <w:r>
+        <w:t xml:space="preserve">“</w:t>
+      </w:r>
+      <w:r>
+        <w:t xml:space="preserve">FS deslizamento</w:t>
+      </w:r>
+      <w:r>
+        <w:t xml:space="preserve">”</w:t>
+      </w:r>
+      <w:r>
+        <w:t xml:space="preserve">,</w:t>
+      </w:r>
+      <w:r>
+        <w:t xml:space="preserve"> </w:t>
+      </w:r>
+      <w:r>
+        <w:t xml:space="preserve">“</w:t>
+      </w:r>
+      <w:r>
+        <w:t xml:space="preserve">FS</w:t>
+      </w:r>
+      <w:r>
+        <w:t xml:space="preserve"> </w:t>
+      </w:r>
+      <w:r>
+        <w:t xml:space="preserve">tombamento</w:t>
+      </w:r>
+      <w:r>
+        <w:t xml:space="preserve">”</w:t>
+      </w:r>
+      <w:r>
+        <w:t xml:space="preserve">,</w:t>
+      </w:r>
+      <w:r>
+        <w:t xml:space="preserve"> </w:t>
+      </w:r>
+      <w:r>
+        <w:t xml:space="preserve">“</w:t>
+      </w:r>
+      <w:r>
+        <w:t xml:space="preserve">FS capacidade de carga</w:t>
+      </w:r>
+      <w:r>
+        <w:t xml:space="preserve">”</w:t>
+      </w:r>
+      <w:r>
+        <w:t xml:space="preserve">), cada um na sua própria linha. É a</w:t>
+      </w:r>
+      <w:r>
+        <w:t xml:space="preserve"> </w:t>
+      </w:r>
+      <w:r>
+        <w:t xml:space="preserve">ferramenta para</w:t>
       </w:r>
       <w:r>
         <w:t xml:space="preserve"> </w:t>
@@ -3824,50 +6189,268 @@
         <w:t xml:space="preserve"> </w:t>
       </w:r>
       <w:r>
-        <w:t xml:space="preserve">— por exemplo, o mesmo muro com φ = 28° e φ = 32°, ou</w:t>
-      </w:r>
-      <w:r>
-        <w:t xml:space="preserve"> </w:t>
-      </w:r>
-      <w:r>
-        <w:t xml:space="preserve">com e sem sobrecarga — lado a lado. Cada vez que você roda um método, uma coluna é</w:t>
-      </w:r>
-      <w:r>
-        <w:t xml:space="preserve"> </w:t>
-      </w:r>
-      <w:r>
-        <w:t xml:space="preserve">atualizada.</w:t>
-      </w:r>
-    </w:p>
-    <w:p>
-      <w:pPr>
-        <w:pStyle w:val="BlockText"/>
-      </w:pPr>
-      <w:r>
-        <w:t xml:space="preserve">Observação de estado atual: os resultados de esforço (Rankine, Coulomb, Dois</w:t>
-      </w:r>
-      <w:r>
-        <w:t xml:space="preserve"> </w:t>
-      </w:r>
-      <w:r>
-        <w:t xml:space="preserve">Blocos) já aparecem no quadro; a exibição do FS de Bishop e do número de camadas</w:t>
-      </w:r>
-      <w:r>
-        <w:t xml:space="preserve"> </w:t>
-      </w:r>
-      <w:r>
-        <w:t xml:space="preserve">do reforço está prevista como um ajuste próximo (ver Parte III).</w:t>
+        <w:t xml:space="preserve">— por exemplo, o mesmo muro com</w:t>
+      </w:r>
+      <w:r>
+        <w:t xml:space="preserve"> </w:t>
+      </w:r>
+      <w:r>
+        <w:t xml:space="preserve">φ = 28° e φ = 32°, ou com e sem sobrecarga — lado a lado.</w:t>
+      </w:r>
+    </w:p>
+    <w:p>
+      <w:pPr>
+        <w:pStyle w:val="BodyText"/>
+      </w:pPr>
+      <w:r>
+        <w:t xml:space="preserve">Há duas formas de preencher o quadro.</w:t>
+      </w:r>
+      <w:r>
+        <w:t xml:space="preserve"> </w:t>
+      </w:r>
+      <w:r>
+        <w:rPr>
+          <w:b/>
+        </w:rPr>
+        <w:t xml:space="preserve">Registrar no quadro</w:t>
+      </w:r>
+      <w:r>
+        <w:t xml:space="preserve">, no painel de</w:t>
+      </w:r>
+      <w:r>
+        <w:t xml:space="preserve"> </w:t>
+      </w:r>
+      <w:r>
+        <w:t xml:space="preserve">resultados, guarda só o método ativo naquele momento — é o fluxo de antes,</w:t>
+      </w:r>
+      <w:r>
+        <w:t xml:space="preserve"> </w:t>
+      </w:r>
+      <w:r>
+        <w:t xml:space="preserve">método a método (para a estabilidade externa, esse botão específico ainda</w:t>
+      </w:r>
+      <w:r>
+        <w:t xml:space="preserve"> </w:t>
+      </w:r>
+      <w:r>
+        <w:t xml:space="preserve">registra o último método de cunha selecionado, não a estabilidade externa —</w:t>
+      </w:r>
+      <w:r>
+        <w:t xml:space="preserve"> </w:t>
+      </w:r>
+      <w:r>
+        <w:t xml:space="preserve">use Comparar métodos para incluí-la).</w:t>
+      </w:r>
+      <w:r>
+        <w:t xml:space="preserve"> </w:t>
+      </w:r>
+      <w:r>
+        <w:rPr>
+          <w:b/>
+        </w:rPr>
+        <w:t xml:space="preserve">Comparar métodos</w:t>
+      </w:r>
+      <w:r>
+        <w:t xml:space="preserve">, na navbar, roda</w:t>
+      </w:r>
+      <w:r>
+        <w:t xml:space="preserve"> </w:t>
+      </w:r>
+      <w:r>
+        <w:t xml:space="preserve">os</w:t>
+      </w:r>
+      <w:r>
+        <w:t xml:space="preserve"> </w:t>
+      </w:r>
+      <w:r>
+        <w:rPr>
+          <w:b/>
+        </w:rPr>
+        <w:t xml:space="preserve">cinco métodos de cunha e a estabilidade externa, de uma vez</w:t>
+      </w:r>
+      <w:r>
+        <w:t xml:space="preserve"> </w:t>
+      </w:r>
+      <w:r>
+        <w:t xml:space="preserve">(seis ao</w:t>
+      </w:r>
+      <w:r>
+        <w:t xml:space="preserve"> </w:t>
+      </w:r>
+      <w:r>
+        <w:t xml:space="preserve">todo) para o projeto atual e registra tudo numa</w:t>
+      </w:r>
+      <w:r>
+        <w:t xml:space="preserve"> </w:t>
+      </w:r>
+      <w:r>
+        <w:rPr>
+          <w:b/>
+        </w:rPr>
+        <w:t xml:space="preserve">única coluna</w:t>
+      </w:r>
+      <w:r>
+        <w:t xml:space="preserve"> </w:t>
+      </w:r>
+      <w:r>
+        <w:t xml:space="preserve">consolidada</w:t>
+      </w:r>
+      <w:r>
+        <w:t xml:space="preserve"> </w:t>
+      </w:r>
+      <w:r>
+        <w:t xml:space="preserve">— desde que essa é a razão de ser do programa (comparar Rankine, Coulomb,</w:t>
+      </w:r>
+      <w:r>
+        <w:t xml:space="preserve"> </w:t>
+      </w:r>
+      <w:r>
+        <w:t xml:space="preserve">Dois Blocos, Bishop, o dimensionamento do reforço e a estabilidade externa</w:t>
+      </w:r>
+      <w:r>
+        <w:t xml:space="preserve"> </w:t>
+      </w:r>
+      <w:r>
+        <w:t xml:space="preserve">lado a lado), essa é a forma recomendada no dia a dia. Métodos fora da faixa</w:t>
+      </w:r>
+      <w:r>
+        <w:t xml:space="preserve"> </w:t>
+      </w:r>
+      <w:r>
+        <w:t xml:space="preserve">de validade daquela geometria (ex.: Bishop numa parede vertical) não são</w:t>
+      </w:r>
+      <w:r>
+        <w:t xml:space="preserve"> </w:t>
+      </w:r>
+      <w:r>
+        <w:t xml:space="preserve">pulados — continuam rodando e entrando na coluna, só ficam listados como</w:t>
+      </w:r>
+      <w:r>
+        <w:t xml:space="preserve"> </w:t>
+      </w:r>
+      <w:r>
+        <w:t xml:space="preserve">“</w:t>
+      </w:r>
+      <w:r>
+        <w:t xml:space="preserve">fora de faixa</w:t>
+      </w:r>
+      <w:r>
+        <w:t xml:space="preserve">”</w:t>
+      </w:r>
+      <w:r>
+        <w:t xml:space="preserve"> </w:t>
+      </w:r>
+      <w:r>
+        <w:t xml:space="preserve">na barra de status ao final, para você saber que aquele</w:t>
+      </w:r>
+      <w:r>
+        <w:t xml:space="preserve"> </w:t>
+      </w:r>
+      <w:r>
+        <w:t xml:space="preserve">número deve ser lido com ressalva (ver os avisos de cada método na seção 7).</w:t>
+      </w:r>
+    </w:p>
+    <w:p>
+      <w:pPr>
+        <w:pStyle w:val="BodyText"/>
+      </w:pPr>
+      <w:r>
+        <w:rPr>
+          <w:b/>
+        </w:rPr>
+        <w:t xml:space="preserve">Apagar situações.</w:t>
+      </w:r>
+      <w:r>
+        <w:t xml:space="preserve"> </w:t>
+      </w:r>
+      <w:r>
+        <w:t xml:space="preserve">O painel do Quadro Resumo tem dois botões para desfazer</w:t>
+      </w:r>
+      <w:r>
+        <w:t xml:space="preserve"> </w:t>
+      </w:r>
+      <w:r>
+        <w:t xml:space="preserve">registros:</w:t>
+      </w:r>
+      <w:r>
+        <w:t xml:space="preserve"> </w:t>
+      </w:r>
+      <w:r>
+        <w:rPr>
+          <w:b/>
+        </w:rPr>
+        <w:t xml:space="preserve">Remover última</w:t>
+      </w:r>
+      <w:r>
+        <w:t xml:space="preserve"> </w:t>
+      </w:r>
+      <w:r>
+        <w:t xml:space="preserve">apaga apenas a última coluna registrada (útil</w:t>
+      </w:r>
+      <w:r>
+        <w:t xml:space="preserve"> </w:t>
+      </w:r>
+      <w:r>
+        <w:t xml:space="preserve">quando você comparou algo por engano) e</w:t>
+      </w:r>
+      <w:r>
+        <w:t xml:space="preserve"> </w:t>
+      </w:r>
+      <w:r>
+        <w:rPr>
+          <w:b/>
+        </w:rPr>
+        <w:t xml:space="preserve">Limpar tudo</w:t>
+      </w:r>
+      <w:r>
+        <w:t xml:space="preserve"> </w:t>
+      </w:r>
+      <w:r>
+        <w:t xml:space="preserve">esvazia todo o quadro.</w:t>
+      </w:r>
+      <w:r>
+        <w:t xml:space="preserve"> </w:t>
+      </w:r>
+      <w:r>
+        <w:t xml:space="preserve">O quadro também é zerado automaticamente ao criar um</w:t>
+      </w:r>
+      <w:r>
+        <w:t xml:space="preserve"> </w:t>
+      </w:r>
+      <w:r>
+        <w:rPr>
+          <w:b/>
+        </w:rPr>
+        <w:t xml:space="preserve">Novo</w:t>
+      </w:r>
+      <w:r>
+        <w:t xml:space="preserve"> </w:t>
+      </w:r>
+      <w:r>
+        <w:t xml:space="preserve">projeto. Como o</w:t>
+      </w:r>
+      <w:r>
+        <w:t xml:space="preserve"> </w:t>
+      </w:r>
+      <w:r>
+        <w:t xml:space="preserve">quadro guarda no máximo oito situações em rolamento (FIFO), esses botões dão o</w:t>
+      </w:r>
+      <w:r>
+        <w:t xml:space="preserve"> </w:t>
+      </w:r>
+      <w:r>
+        <w:t xml:space="preserve">controle manual para apagar antes de o limite ser atingido.</w:t>
       </w:r>
     </w:p>
     <w:p>
       <w:pPr>
         <w:pStyle w:val="Heading2"/>
       </w:pPr>
-      <w:bookmarkStart w:id="36" w:name="salvar-e-abrir-projetos"/>
+      <w:bookmarkStart w:id="37" w:name="salvar-e-abrir-projetos"/>
       <w:r>
         <w:t xml:space="preserve">9. Salvar e abrir projetos</w:t>
       </w:r>
-      <w:bookmarkEnd w:id="36"/>
+      <w:bookmarkEnd w:id="37"/>
     </w:p>
     <w:p>
       <w:pPr>
@@ -3948,13 +6531,213 @@
     </w:p>
     <w:p>
       <w:pPr>
+        <w:pStyle w:val="BodyText"/>
+      </w:pPr>
+      <w:r>
+        <w:rPr>
+          <w:b/>
+        </w:rPr>
+        <w:t xml:space="preserve">Alterações não salvas.</w:t>
+      </w:r>
+      <w:r>
+        <w:t xml:space="preserve"> </w:t>
+      </w:r>
+      <w:r>
+        <w:t xml:space="preserve">Assim que você edita qualquer campo, em qualquer aba,</w:t>
+      </w:r>
+      <w:r>
+        <w:t xml:space="preserve"> </w:t>
+      </w:r>
+      <w:r>
+        <w:t xml:space="preserve">um</w:t>
+      </w:r>
+      <w:r>
+        <w:t xml:space="preserve"> </w:t>
+      </w:r>
+      <w:r>
+        <w:rPr>
+          <w:rStyle w:val="VerbatimChar"/>
+        </w:rPr>
+        <w:t xml:space="preserve">*</w:t>
+      </w:r>
+      <w:r>
+        <w:t xml:space="preserve"> </w:t>
+      </w:r>
+      <w:r>
+        <w:t xml:space="preserve">aparece no final do título da janela — um lembrete simples de que o que</w:t>
+      </w:r>
+      <w:r>
+        <w:t xml:space="preserve"> </w:t>
+      </w:r>
+      <w:r>
+        <w:t xml:space="preserve">está na tela ainda não foi gravado em disco. Salvar (</w:t>
+      </w:r>
+      <w:r>
+        <w:rPr>
+          <w:rStyle w:val="VerbatimChar"/>
+        </w:rPr>
+        <w:t xml:space="preserve">Ctrl+S</w:t>
+      </w:r>
+      <w:r>
+        <w:t xml:space="preserve"> </w:t>
+      </w:r>
+      <w:r>
+        <w:t xml:space="preserve">ou Sistema &gt;</w:t>
+      </w:r>
+      <w:r>
+        <w:t xml:space="preserve"> </w:t>
+      </w:r>
+      <w:r>
+        <w:t xml:space="preserve">Salvar) apaga o</w:t>
+      </w:r>
+      <w:r>
+        <w:t xml:space="preserve"> </w:t>
+      </w:r>
+      <w:r>
+        <w:rPr>
+          <w:rStyle w:val="VerbatimChar"/>
+        </w:rPr>
+        <w:t xml:space="preserve">*</w:t>
+      </w:r>
+      <w:r>
+        <w:t xml:space="preserve">. Se você tentar</w:t>
+      </w:r>
+      <w:r>
+        <w:t xml:space="preserve"> </w:t>
+      </w:r>
+      <w:r>
+        <w:rPr>
+          <w:b/>
+        </w:rPr>
+        <w:t xml:space="preserve">Novo</w:t>
+      </w:r>
+      <w:r>
+        <w:t xml:space="preserve">,</w:t>
+      </w:r>
+      <w:r>
+        <w:t xml:space="preserve"> </w:t>
+      </w:r>
+      <w:r>
+        <w:rPr>
+          <w:b/>
+        </w:rPr>
+        <w:t xml:space="preserve">Abrir</w:t>
+      </w:r>
+      <w:r>
+        <w:t xml:space="preserve"> </w:t>
+      </w:r>
+      <w:r>
+        <w:t xml:space="preserve">outro projeto ou</w:t>
+      </w:r>
+      <w:r>
+        <w:t xml:space="preserve"> </w:t>
+      </w:r>
+      <w:r>
+        <w:rPr>
+          <w:b/>
+        </w:rPr>
+        <w:t xml:space="preserve">fechar o programa</w:t>
+      </w:r>
+      <w:r>
+        <w:t xml:space="preserve"> </w:t>
+      </w:r>
+      <w:r>
+        <w:t xml:space="preserve">com alterações pendentes, o SoloRef pergunta antes de</w:t>
+      </w:r>
+      <w:r>
+        <w:t xml:space="preserve"> </w:t>
+      </w:r>
+      <w:r>
+        <w:t xml:space="preserve">prosseguir —</w:t>
+      </w:r>
+      <w:r>
+        <w:t xml:space="preserve"> </w:t>
+      </w:r>
+      <w:r>
+        <w:rPr>
+          <w:b/>
+        </w:rPr>
+        <w:t xml:space="preserve">Salvar</w:t>
+      </w:r>
+      <w:r>
+        <w:t xml:space="preserve">,</w:t>
+      </w:r>
+      <w:r>
+        <w:t xml:space="preserve"> </w:t>
+      </w:r>
+      <w:r>
+        <w:rPr>
+          <w:b/>
+        </w:rPr>
+        <w:t xml:space="preserve">Descartar</w:t>
+      </w:r>
+      <w:r>
+        <w:t xml:space="preserve"> </w:t>
+      </w:r>
+      <w:r>
+        <w:t xml:space="preserve">ou</w:t>
+      </w:r>
+      <w:r>
+        <w:t xml:space="preserve"> </w:t>
+      </w:r>
+      <w:r>
+        <w:rPr>
+          <w:b/>
+        </w:rPr>
+        <w:t xml:space="preserve">Cancelar</w:t>
+      </w:r>
+      <w:r>
+        <w:t xml:space="preserve"> </w:t>
+      </w:r>
+      <w:r>
+        <w:t xml:space="preserve">— para não perder</w:t>
+      </w:r>
+      <w:r>
+        <w:t xml:space="preserve"> </w:t>
+      </w:r>
+      <w:r>
+        <w:t xml:space="preserve">trabalho por engano. Cancelar a caixa de</w:t>
+      </w:r>
+      <w:r>
+        <w:t xml:space="preserve"> </w:t>
+      </w:r>
+      <w:r>
+        <w:t xml:space="preserve">“</w:t>
+      </w:r>
+      <w:r>
+        <w:t xml:space="preserve">Salvar como…</w:t>
+      </w:r>
+      <w:r>
+        <w:t xml:space="preserve">”</w:t>
+      </w:r>
+      <w:r>
+        <w:t xml:space="preserve"> </w:t>
+      </w:r>
+      <w:r>
+        <w:t xml:space="preserve">nesse fluxo também</w:t>
+      </w:r>
+      <w:r>
+        <w:t xml:space="preserve"> </w:t>
+      </w:r>
+      <w:r>
+        <w:t xml:space="preserve">conta como não ter salvo: o programa não descarta nada até você confirmar de</w:t>
+      </w:r>
+      <w:r>
+        <w:t xml:space="preserve"> </w:t>
+      </w:r>
+      <w:r>
+        <w:t xml:space="preserve">algum jeito.</w:t>
+      </w:r>
+    </w:p>
+    <w:p>
+      <w:pPr>
         <w:pStyle w:val="Heading2"/>
       </w:pPr>
-      <w:bookmarkStart w:id="37" w:name="validação-e-confiabilidade"/>
+      <w:bookmarkStart w:id="38" w:name="validação-e-confiabilidade"/>
       <w:r>
         <w:t xml:space="preserve">10. Validação e confiabilidade</w:t>
       </w:r>
-      <w:bookmarkEnd w:id="37"/>
+      <w:bookmarkEnd w:id="38"/>
     </w:p>
     <w:p>
       <w:pPr>
@@ -4108,11 +6891,11 @@
       <w:pPr>
         <w:pStyle w:val="Heading1"/>
       </w:pPr>
-      <w:bookmarkStart w:id="38" w:name="parte-ii-documentação-técnica-do-código"/>
+      <w:bookmarkStart w:id="39" w:name="parte-ii-documentação-técnica-do-código"/>
       <w:r>
         <w:t xml:space="preserve">Parte II — Documentação técnica do código</w:t>
       </w:r>
-      <w:bookmarkEnd w:id="38"/>
+      <w:bookmarkEnd w:id="39"/>
     </w:p>
     <w:p>
       <w:pPr>
@@ -4144,11 +6927,11 @@
       <w:pPr>
         <w:pStyle w:val="Heading2"/>
       </w:pPr>
-      <w:bookmarkStart w:id="39" w:name="arquitetura-geral"/>
+      <w:bookmarkStart w:id="40" w:name="arquitetura-geral"/>
       <w:r>
         <w:t xml:space="preserve">11. Arquitetura geral</w:t>
       </w:r>
-      <w:bookmarkEnd w:id="39"/>
+      <w:bookmarkEnd w:id="40"/>
     </w:p>
     <w:p>
       <w:pPr>
@@ -4290,11 +7073,11 @@
       <w:pPr>
         <w:pStyle w:val="Heading2"/>
       </w:pPr>
-      <w:bookmarkStart w:id="40" w:name="estrutura-de-pastas"/>
+      <w:bookmarkStart w:id="41" w:name="estrutura-de-pastas"/>
       <w:r>
         <w:t xml:space="preserve">12. Estrutura de pastas</w:t>
       </w:r>
-      <w:bookmarkEnd w:id="40"/>
+      <w:bookmarkEnd w:id="41"/>
     </w:p>
     <w:p>
       <w:pPr>
@@ -4385,7 +7168,7 @@
         <w:rPr>
           <w:rStyle w:val="VerbatimChar"/>
         </w:rPr>
-        <w:t xml:space="preserve">│   │       ├── base.py     MetodoAnalise (abstrata) + Resultado</w:t>
+        <w:t xml:space="preserve">│   │       ├── base.py     MetodoAnalise (abstrata) + Resultado + avisos()</w:t>
       </w:r>
       <w:r>
         <w:br/>
@@ -4403,6 +7186,15 @@
         <w:rPr>
           <w:rStyle w:val="VerbatimChar"/>
         </w:rPr>
+        <w:t xml:space="preserve">│   │       └── estabilidade_externa.py   bloco rígido: deslizamento/tombamento/capacidade</w:t>
+      </w:r>
+      <w:r>
+        <w:br/>
+      </w:r>
+      <w:r>
+        <w:rPr>
+          <w:rStyle w:val="VerbatimChar"/>
+        </w:rPr>
         <w:t xml:space="preserve">│   └── ui/</w:t>
       </w:r>
       <w:r>
@@ -4412,7 +7204,7 @@
         <w:rPr>
           <w:rStyle w:val="VerbatimChar"/>
         </w:rPr>
-        <w:t xml:space="preserve">│       ├── main_window.py  janela, menus, toolbar, integração UI↔cálculo, log</w:t>
+        <w:t xml:space="preserve">│       ├── main_window.py       janela única (3 painéis), navbar, cálculo, log</w:t>
       </w:r>
       <w:r>
         <w:br/>
@@ -4421,7 +7213,7 @@
         <w:rPr>
           <w:rStyle w:val="VerbatimChar"/>
         </w:rPr>
-        <w:t xml:space="preserve">│       └── dialogs/        entrada_dados, esquema_widget, metodo_info, quadro_resumo</w:t>
+        <w:t xml:space="preserve">│       ├── panels.py             PainelDados (abas) e PainelResultados (cartões)</w:t>
       </w:r>
       <w:r>
         <w:br/>
@@ -4430,6 +7222,78 @@
         <w:rPr>
           <w:rStyle w:val="VerbatimChar"/>
         </w:rPr>
+        <w:t xml:space="preserve">│       ├── relevancia.py         quais abas cada método usa (sem Qt)</w:t>
+      </w:r>
+      <w:r>
+        <w:br/>
+      </w:r>
+      <w:r>
+        <w:rPr>
+          <w:rStyle w:val="VerbatimChar"/>
+        </w:rPr>
+        <w:t xml:space="preserve">│       ├── interpretacao.py      selos/cartões de julgamento (sem Qt)</w:t>
+      </w:r>
+      <w:r>
+        <w:br/>
+      </w:r>
+      <w:r>
+        <w:rPr>
+          <w:rStyle w:val="VerbatimChar"/>
+        </w:rPr>
+        <w:t xml:space="preserve">│       ├── resumo_map.py         Resultado -&gt; linhas do Quadro Resumo (sem Qt)</w:t>
+      </w:r>
+      <w:r>
+        <w:br/>
+      </w:r>
+      <w:r>
+        <w:rPr>
+          <w:rStyle w:val="VerbatimChar"/>
+        </w:rPr>
+        <w:t xml:space="preserve">│       ├── estado_projeto.py     "há alterações não salvas?" (sem Qt)</w:t>
+      </w:r>
+      <w:r>
+        <w:br/>
+      </w:r>
+      <w:r>
+        <w:rPr>
+          <w:rStyle w:val="VerbatimChar"/>
+        </w:rPr>
+        <w:t xml:space="preserve">│       ├── cache_resultados.py   cache de Resultado por método (sem Qt)</w:t>
+      </w:r>
+      <w:r>
+        <w:br/>
+      </w:r>
+      <w:r>
+        <w:rPr>
+          <w:rStyle w:val="VerbatimChar"/>
+        </w:rPr>
+        <w:t xml:space="preserve">│       ├── geometria_segura.py   divisão segura por tangente p/ o esquema (sem Qt)</w:t>
+      </w:r>
+      <w:r>
+        <w:br/>
+      </w:r>
+      <w:r>
+        <w:rPr>
+          <w:rStyle w:val="VerbatimChar"/>
+        </w:rPr>
+        <w:t xml:space="preserve">│       └── dialogs/              esquema_widget, metodo_info, quadro_resumo,</w:t>
+      </w:r>
+      <w:r>
+        <w:br/>
+      </w:r>
+      <w:r>
+        <w:rPr>
+          <w:rStyle w:val="VerbatimChar"/>
+        </w:rPr>
+        <w:t xml:space="preserve">│                                  entrada_dados (abas reaproveitadas por panels.py)</w:t>
+      </w:r>
+      <w:r>
+        <w:br/>
+      </w:r>
+      <w:r>
+        <w:rPr>
+          <w:rStyle w:val="VerbatimChar"/>
+        </w:rPr>
         <w:t xml:space="preserve">├── tests/</w:t>
       </w:r>
       <w:r>
@@ -4448,7 +7312,7 @@
         <w:rPr>
           <w:rStyle w:val="VerbatimChar"/>
         </w:rPr>
-        <w:t xml:space="preserve">│   ├── test_*.py           testes por método + modelos + degenerescência</w:t>
+        <w:t xml:space="preserve">│   ├── test_*.py           testes por método + modelos + degenerescência +</w:t>
       </w:r>
       <w:r>
         <w:br/>
@@ -4457,6 +7321,24 @@
         <w:rPr>
           <w:rStyle w:val="VerbatimChar"/>
         </w:rPr>
+        <w:t xml:space="preserve">│   │                       módulos de ui/ sem Qt (relevancia, interpretacao,</w:t>
+      </w:r>
+      <w:r>
+        <w:br/>
+      </w:r>
+      <w:r>
+        <w:rPr>
+          <w:rStyle w:val="VerbatimChar"/>
+        </w:rPr>
+        <w:t xml:space="preserve">│   │                       resumo_map, estado_projeto, cache_resultados, validade)</w:t>
+      </w:r>
+      <w:r>
+        <w:br/>
+      </w:r>
+      <w:r>
+        <w:rPr>
+          <w:rStyle w:val="VerbatimChar"/>
+        </w:rPr>
         <w:t xml:space="preserve">│   └── casos_referencia_original.csv   (vazio; conferência opcional c/ o programa antigo)</w:t>
       </w:r>
       <w:r>
@@ -4473,11 +7355,11 @@
       <w:pPr>
         <w:pStyle w:val="Heading2"/>
       </w:pPr>
-      <w:bookmarkStart w:id="41" w:name="bibliotecas-e-por-que-cada-uma"/>
+      <w:bookmarkStart w:id="42" w:name="bibliotecas-e-por-que-cada-uma"/>
       <w:r>
         <w:t xml:space="preserve">13. Bibliotecas e por que cada uma</w:t>
       </w:r>
-      <w:bookmarkEnd w:id="41"/>
+      <w:bookmarkEnd w:id="42"/>
     </w:p>
     <w:p>
       <w:pPr>
@@ -4493,13 +7375,25 @@
         <w:t xml:space="preserve"> </w:t>
       </w:r>
       <w:r>
-        <w:t xml:space="preserve">(Qt para Python) constrói toda a interface: janela principal com área</w:t>
-      </w:r>
-      <w:r>
-        <w:t xml:space="preserve"> </w:t>
-      </w:r>
-      <w:r>
-        <w:t xml:space="preserve">MDI, diálogos, e o esquema do muro desenhado vetorialmente com</w:t>
+        <w:t xml:space="preserve">(Qt para Python) constrói toda a interface: a janela única de três</w:t>
+      </w:r>
+      <w:r>
+        <w:t xml:space="preserve"> </w:t>
+      </w:r>
+      <w:r>
+        <w:t xml:space="preserve">painéis (dados, esquema, resultado), o dock do Quadro Resumo, e o esquema do</w:t>
+      </w:r>
+      <w:r>
+        <w:t xml:space="preserve"> </w:t>
+      </w:r>
+      <w:r>
+        <w:t xml:space="preserve">muro — inclusive a superfície crítica de cada método — desenhado vetorialmente</w:t>
+      </w:r>
+      <w:r>
+        <w:t xml:space="preserve"> </w:t>
+      </w:r>
+      <w:r>
+        <w:t xml:space="preserve">com</w:t>
       </w:r>
       <w:r>
         <w:t xml:space="preserve"> </w:t>
@@ -4511,19 +7405,13 @@
         <w:t xml:space="preserve">QPainter</w:t>
       </w:r>
       <w:r>
-        <w:t xml:space="preserve">. É o</w:t>
-      </w:r>
-      <w:r>
-        <w:t xml:space="preserve"> </w:t>
-      </w:r>
-      <w:r>
-        <w:t xml:space="preserve">binding oficial do Qt, multiplataforma (Windows, Linux, macOS), o que atende ao</w:t>
-      </w:r>
-      <w:r>
-        <w:t xml:space="preserve"> </w:t>
-      </w:r>
-      <w:r>
-        <w:t xml:space="preserve">objetivo de rodar em sistemas atuais.</w:t>
+        <w:t xml:space="preserve">. É o binding oficial do Qt, multiplataforma (Windows, Linux,</w:t>
+      </w:r>
+      <w:r>
+        <w:t xml:space="preserve"> </w:t>
+      </w:r>
+      <w:r>
+        <w:t xml:space="preserve">macOS), o que atende ao objetivo de rodar em sistemas atuais.</w:t>
       </w:r>
     </w:p>
     <w:p>
@@ -4725,11 +7613,11 @@
       <w:pPr>
         <w:pStyle w:val="Heading2"/>
       </w:pPr>
-      <w:bookmarkStart w:id="42" w:name="modelo-de-dados"/>
+      <w:bookmarkStart w:id="43" w:name="modelo-de-dados"/>
       <w:r>
         <w:t xml:space="preserve">14. Modelo de dados</w:t>
       </w:r>
-      <w:bookmarkEnd w:id="42"/>
+      <w:bookmarkEnd w:id="43"/>
     </w:p>
     <w:p>
       <w:pPr>
@@ -4909,13 +7797,60 @@
     </w:p>
     <w:p>
       <w:pPr>
+        <w:pStyle w:val="BodyText"/>
+      </w:pPr>
+      <w:r>
+        <w:rPr>
+          <w:rStyle w:val="VerbatimChar"/>
+        </w:rPr>
+        <w:t xml:space="preserve">Geometria.embutimento_m</w:t>
+      </w:r>
+      <w:r>
+        <w:t xml:space="preserve"> </w:t>
+      </w:r>
+      <w:r>
+        <w:t xml:space="preserve">(default</w:t>
+      </w:r>
+      <w:r>
+        <w:t xml:space="preserve"> </w:t>
+      </w:r>
+      <w:r>
+        <w:rPr>
+          <w:rStyle w:val="VerbatimChar"/>
+        </w:rPr>
+        <w:t xml:space="preserve">0.0</w:t>
+      </w:r>
+      <w:r>
+        <w:t xml:space="preserve">) é o D usado pela estabilidade externa</w:t>
+      </w:r>
+      <w:r>
+        <w:t xml:space="preserve"> </w:t>
+      </w:r>
+      <w:r>
+        <w:t xml:space="preserve">(capacidade de carga) — existe no modelo e na persistência desde já, mas ainda</w:t>
+      </w:r>
+      <w:r>
+        <w:t xml:space="preserve"> </w:t>
+      </w:r>
+      <w:r>
+        <w:t xml:space="preserve">não tem um campo próprio na aba Geometria da UI (só é lido, com o default, até</w:t>
+      </w:r>
+      <w:r>
+        <w:t xml:space="preserve"> </w:t>
+      </w:r>
+      <w:r>
+        <w:t xml:space="preserve">esse campo ser exposto).</w:t>
+      </w:r>
+    </w:p>
+    <w:p>
+      <w:pPr>
         <w:pStyle w:val="Heading2"/>
       </w:pPr>
-      <w:bookmarkStart w:id="43" w:name="padrão-dos-métodos-de-cálculo"/>
+      <w:bookmarkStart w:id="44" w:name="padrão-dos-métodos-de-cálculo"/>
       <w:r>
         <w:t xml:space="preserve">15. Padrão dos métodos de cálculo</w:t>
       </w:r>
-      <w:bookmarkEnd w:id="43"/>
+      <w:bookmarkEnd w:id="44"/>
     </w:p>
     <w:p>
       <w:pPr>
@@ -5000,7 +7935,7 @@
         <w:t xml:space="preserve"> </w:t>
       </w:r>
       <w:r>
-        <w:t xml:space="preserve">na interface antes do cálculo) e o método</w:t>
+        <w:t xml:space="preserve">na interface) e o método</w:t>
       </w:r>
       <w:r>
         <w:t xml:space="preserve"> </w:t>
@@ -5089,6 +8024,119 @@
         <w:pStyle w:val="BodyText"/>
       </w:pPr>
       <w:r>
+        <w:t xml:space="preserve">Além disso,</w:t>
+      </w:r>
+      <w:r>
+        <w:t xml:space="preserve"> </w:t>
+      </w:r>
+      <w:r>
+        <w:rPr>
+          <w:rStyle w:val="VerbatimChar"/>
+        </w:rPr>
+        <w:t xml:space="preserve">MetodoAnalise.avisos(projeto) -&gt; list[str]</w:t>
+      </w:r>
+      <w:r>
+        <w:t xml:space="preserve"> </w:t>
+      </w:r>
+      <w:r>
+        <w:t xml:space="preserve">(default: lista vazia)</w:t>
+      </w:r>
+      <w:r>
+        <w:t xml:space="preserve"> </w:t>
+      </w:r>
+      <w:r>
+        <w:t xml:space="preserve">devolve avisos de aplicabilidade calculados só a partir dos dados de entrada,</w:t>
+      </w:r>
+      <w:r>
+        <w:t xml:space="preserve"> </w:t>
+      </w:r>
+      <w:r>
+        <w:t xml:space="preserve">sem rodar</w:t>
+      </w:r>
+      <w:r>
+        <w:t xml:space="preserve"> </w:t>
+      </w:r>
+      <w:r>
+        <w:rPr>
+          <w:rStyle w:val="VerbatimChar"/>
+        </w:rPr>
+        <w:t xml:space="preserve">calcular</w:t>
+      </w:r>
+      <w:r>
+        <w:t xml:space="preserve"> </w:t>
+      </w:r>
+      <w:r>
+        <w:t xml:space="preserve">— é o que alimenta o banner amarelo do painel de</w:t>
+      </w:r>
+      <w:r>
+        <w:t xml:space="preserve"> </w:t>
+      </w:r>
+      <w:r>
+        <w:t xml:space="preserve">resultados e a mensagem da barra de status (seção 7). Cada método sobrescreve</w:t>
+      </w:r>
+      <w:r>
+        <w:t xml:space="preserve"> </w:t>
+      </w:r>
+      <w:r>
+        <w:rPr>
+          <w:rStyle w:val="VerbatimChar"/>
+        </w:rPr>
+        <w:t xml:space="preserve">avisos</w:t>
+      </w:r>
+      <w:r>
+        <w:t xml:space="preserve"> </w:t>
+      </w:r>
+      <w:r>
+        <w:t xml:space="preserve">conforme a faixa de validade já descrita em</w:t>
+      </w:r>
+      <w:r>
+        <w:t xml:space="preserve"> </w:t>
+      </w:r>
+      <w:r>
+        <w:rPr>
+          <w:rStyle w:val="VerbatimChar"/>
+        </w:rPr>
+        <w:t xml:space="preserve">hipoteses</w:t>
+      </w:r>
+      <w:r>
+        <w:t xml:space="preserve">: Coulomb,</w:t>
+      </w:r>
+      <w:r>
+        <w:t xml:space="preserve"> </w:t>
+      </w:r>
+      <w:r>
+        <w:t xml:space="preserve">Rankine e Dois Blocos avisam fora de 70°–90° de inclinação da face; Bishop</w:t>
+      </w:r>
+      <w:r>
+        <w:t xml:space="preserve"> </w:t>
+      </w:r>
+      <w:r>
+        <w:t xml:space="preserve">avisa dentro dessa faixa (o oposto — é um método de cunha circular) e alerta</w:t>
+      </w:r>
+      <w:r>
+        <w:t xml:space="preserve"> </w:t>
+      </w:r>
+      <w:r>
+        <w:t xml:space="preserve">separadamente quando a face está tão vertical que o círculo degenera; o</w:t>
+      </w:r>
+      <w:r>
+        <w:t xml:space="preserve"> </w:t>
+      </w:r>
+      <w:r>
+        <w:t xml:space="preserve">Geossintético avisa quando a tração admissível não fecha para o empuxo do</w:t>
+      </w:r>
+      <w:r>
+        <w:t xml:space="preserve"> </w:t>
+      </w:r>
+      <w:r>
+        <w:t xml:space="preserve">muro.</w:t>
+      </w:r>
+    </w:p>
+    <w:p>
+      <w:pPr>
+        <w:pStyle w:val="BodyText"/>
+      </w:pPr>
+      <w:r>
         <w:t xml:space="preserve">Esse padrão é o que faz adicionar um método novo não exigir mexer em nenhum outro:</w:t>
       </w:r>
       <w:r>
@@ -5145,6 +8193,132 @@
         <w:pStyle w:val="BodyText"/>
       </w:pPr>
       <w:r>
+        <w:rPr>
+          <w:rStyle w:val="VerbatimChar"/>
+        </w:rPr>
+        <w:t xml:space="preserve">MetodoEstabilidadeExterna</w:t>
+      </w:r>
+      <w:r>
+        <w:t xml:space="preserve"> </w:t>
+      </w:r>
+      <w:r>
+        <w:t xml:space="preserve">(seção 7.6) é uma exceção pontual ao</w:t>
+      </w:r>
+      <w:r>
+        <w:t xml:space="preserve"> </w:t>
+      </w:r>
+      <w:r>
+        <w:t xml:space="preserve">“</w:t>
+      </w:r>
+      <w:r>
+        <w:t xml:space="preserve">sem</w:t>
+      </w:r>
+      <w:r>
+        <w:t xml:space="preserve"> </w:t>
+      </w:r>
+      <w:r>
+        <w:t xml:space="preserve">argumentos no construtor</w:t>
+      </w:r>
+      <w:r>
+        <w:t xml:space="preserve">”</w:t>
+      </w:r>
+      <w:r>
+        <w:t xml:space="preserve">: aceita</w:t>
+      </w:r>
+      <w:r>
+        <w:t xml:space="preserve"> </w:t>
+      </w:r>
+      <w:r>
+        <w:rPr>
+          <w:rStyle w:val="VerbatimChar"/>
+        </w:rPr>
+        <w:t xml:space="preserve">fonte_phi_base</w:t>
+      </w:r>
+      <w:r>
+        <w:t xml:space="preserve"> </w:t>
+      </w:r>
+      <w:r>
+        <w:t xml:space="preserve">(</w:t>
+      </w:r>
+      <w:r>
+        <w:rPr>
+          <w:rStyle w:val="VerbatimChar"/>
+        </w:rPr>
+        <w:t xml:space="preserve">"fundacao"</w:t>
+      </w:r>
+      <w:r>
+        <w:t xml:space="preserve">, padrão, ou</w:t>
+      </w:r>
+      <w:r>
+        <w:t xml:space="preserve"> </w:t>
+      </w:r>
+      <w:r>
+        <w:rPr>
+          <w:rStyle w:val="VerbatimChar"/>
+        </w:rPr>
+        <w:t xml:space="preserve">"aterro"</w:t>
+      </w:r>
+      <w:r>
+        <w:t xml:space="preserve">) para escolher de qual solo vem o atrito de base no cálculo do</w:t>
+      </w:r>
+      <w:r>
+        <w:t xml:space="preserve"> </w:t>
+      </w:r>
+      <w:r>
+        <w:t xml:space="preserve">deslizamento — necessário porque o benchmark de literatura (Wesley) usa o φ</w:t>
+      </w:r>
+      <w:r>
+        <w:t xml:space="preserve"> </w:t>
+      </w:r>
+      <w:r>
+        <w:t xml:space="preserve">do próprio maciço reforçado, não o da fundação. Fora isso, o método segue o</w:t>
+      </w:r>
+      <w:r>
+        <w:t xml:space="preserve"> </w:t>
+      </w:r>
+      <w:r>
+        <w:t xml:space="preserve">padrão normalmente, e ainda</w:t>
+      </w:r>
+      <w:r>
+        <w:t xml:space="preserve"> </w:t>
+      </w:r>
+      <w:r>
+        <w:rPr>
+          <w:b/>
+        </w:rPr>
+        <w:t xml:space="preserve">reaproveita</w:t>
+      </w:r>
+      <w:r>
+        <w:rPr>
+          <w:b/>
+        </w:rPr>
+        <w:t xml:space="preserve"> </w:t>
+      </w:r>
+      <w:r>
+        <w:rPr>
+          <w:rStyle w:val="VerbatimChar"/>
+          <w:b/>
+        </w:rPr>
+        <w:t xml:space="preserve">MetodoRankine.calcular()</w:t>
+      </w:r>
+      <w:r>
+        <w:t xml:space="preserve"> </w:t>
+      </w:r>
+      <w:r>
+        <w:t xml:space="preserve">internamente para o empuxo do solo retido — mesma fonte de verdade do Ka,</w:t>
+      </w:r>
+      <w:r>
+        <w:t xml:space="preserve"> </w:t>
+      </w:r>
+      <w:r>
+        <w:t xml:space="preserve">sem duplicar a fórmula.</w:t>
+      </w:r>
+    </w:p>
+    <w:p>
+      <w:pPr>
+        <w:pStyle w:val="BodyText"/>
+      </w:pPr>
+      <w:r>
         <w:t xml:space="preserve">Sobre a escolha metodológica do reforço (seção 7.5): adotou-se a linha</w:t>
       </w:r>
       <w:r>
@@ -5230,11 +8404,11 @@
       <w:pPr>
         <w:pStyle w:val="Heading2"/>
       </w:pPr>
-      <w:bookmarkStart w:id="44" w:name="persistência"/>
+      <w:bookmarkStart w:id="45" w:name="persistência"/>
       <w:r>
         <w:t xml:space="preserve">16. Persistência</w:t>
       </w:r>
-      <w:bookmarkEnd w:id="44"/>
+      <w:bookmarkEnd w:id="45"/>
     </w:p>
     <w:p>
       <w:pPr>
@@ -5317,11 +8491,11 @@
       <w:pPr>
         <w:pStyle w:val="Heading2"/>
       </w:pPr>
-      <w:bookmarkStart w:id="45" w:name="testes-e-validação-automática"/>
+      <w:bookmarkStart w:id="46" w:name="testes-e-validação-automática"/>
       <w:r>
         <w:t xml:space="preserve">17. Testes e validação automática</w:t>
       </w:r>
-      <w:bookmarkEnd w:id="45"/>
+      <w:bookmarkEnd w:id="46"/>
     </w:p>
     <w:p>
       <w:pPr>
@@ -5352,19 +8526,31 @@
         <w:t xml:space="preserve">tests/test_*.py</w:t>
       </w:r>
       <w:r>
-        <w:t xml:space="preserve">): um arquivo por método, mais testes de modelos e de casos</w:t>
-      </w:r>
-      <w:r>
-        <w:t xml:space="preserve"> </w:t>
-      </w:r>
-      <w:r>
-        <w:t xml:space="preserve">degenerados, cada um comparando a saída contra valores conhecidos dentro de uma</w:t>
-      </w:r>
-      <w:r>
-        <w:t xml:space="preserve"> </w:t>
-      </w:r>
-      <w:r>
-        <w:t xml:space="preserve">tolerância. A segunda é o</w:t>
+        <w:t xml:space="preserve">): um arquivo por método (inclusive</w:t>
+      </w:r>
+      <w:r>
+        <w:t xml:space="preserve"> </w:t>
+      </w:r>
+      <w:r>
+        <w:rPr>
+          <w:rStyle w:val="VerbatimChar"/>
+        </w:rPr>
+        <w:t xml:space="preserve">test_estabilidade_externa.py</w:t>
+      </w:r>
+      <w:r>
+        <w:t xml:space="preserve">),</w:t>
+      </w:r>
+      <w:r>
+        <w:t xml:space="preserve"> </w:t>
+      </w:r>
+      <w:r>
+        <w:t xml:space="preserve">mais testes de modelos e de casos degenerados, cada um comparando a saída contra</w:t>
+      </w:r>
+      <w:r>
+        <w:t xml:space="preserve"> </w:t>
+      </w:r>
+      <w:r>
+        <w:t xml:space="preserve">valores conhecidos dentro de uma tolerância. A segunda é o</w:t>
       </w:r>
       <w:r>
         <w:t xml:space="preserve"> </w:t>
@@ -5385,13 +8571,13 @@
         <w:t xml:space="preserve">validar.py</w:t>
       </w:r>
       <w:r>
-        <w:t xml:space="preserve">, que lê o dataset único</w:t>
-      </w:r>
-      <w:r>
-        <w:t xml:space="preserve"> </w:t>
-      </w:r>
-      <w:r>
-        <w:t xml:space="preserve">(</w:t>
+        <w:t xml:space="preserve">,</w:t>
+      </w:r>
+      <w:r>
+        <w:t xml:space="preserve"> </w:t>
+      </w:r>
+      <w:r>
+        <w:t xml:space="preserve">que lê o dataset único (</w:t>
       </w:r>
       <w:r>
         <w:rPr>
@@ -5400,13 +8586,13 @@
         <w:t xml:space="preserve">tests/casos_literatura.py</w:t>
       </w:r>
       <w:r>
-        <w:t xml:space="preserve">), roda cada caso, calcula o erro relativo, grava um</w:t>
-      </w:r>
-      <w:r>
-        <w:t xml:space="preserve"> </w:t>
-      </w:r>
-      <w:r>
-        <w:t xml:space="preserve">log com timestamp e gera o</w:t>
+        <w:t xml:space="preserve">), roda cada caso, calcula o</w:t>
+      </w:r>
+      <w:r>
+        <w:t xml:space="preserve"> </w:t>
+      </w:r>
+      <w:r>
+        <w:t xml:space="preserve">erro relativo, grava um log com timestamp e gera o</w:t>
       </w:r>
       <w:r>
         <w:t xml:space="preserve"> </w:t>
@@ -5418,13 +8604,67 @@
         <w:t xml:space="preserve">RELATORIO_VALIDACAO.md</w:t>
       </w:r>
       <w:r>
-        <w:t xml:space="preserve">. O runner sai com código de</w:t>
-      </w:r>
-      <w:r>
-        <w:t xml:space="preserve"> </w:t>
-      </w:r>
-      <w:r>
-        <w:t xml:space="preserve">erro se algum caso falhar, o que o torna adequado para integração contínua.</w:t>
+        <w:t xml:space="preserve">. O</w:t>
+      </w:r>
+      <w:r>
+        <w:t xml:space="preserve"> </w:t>
+      </w:r>
+      <w:r>
+        <w:t xml:space="preserve">runner sai com código de erro se algum caso falhar, o que o torna adequado para</w:t>
+      </w:r>
+      <w:r>
+        <w:t xml:space="preserve"> </w:t>
+      </w:r>
+      <w:r>
+        <w:t xml:space="preserve">integração contínua. Cada</w:t>
+      </w:r>
+      <w:r>
+        <w:t xml:space="preserve"> </w:t>
+      </w:r>
+      <w:r>
+        <w:rPr>
+          <w:rStyle w:val="VerbatimChar"/>
+        </w:rPr>
+        <w:t xml:space="preserve">CasoLiteratura</w:t>
+      </w:r>
+      <w:r>
+        <w:t xml:space="preserve"> </w:t>
+      </w:r>
+      <w:r>
+        <w:t xml:space="preserve">pode opcionalmente trazer</w:t>
+      </w:r>
+      <w:r>
+        <w:t xml:space="preserve"> </w:t>
+      </w:r>
+      <w:r>
+        <w:rPr>
+          <w:rStyle w:val="VerbatimChar"/>
+        </w:rPr>
+        <w:t xml:space="preserve">metodo_kwargs</w:t>
+      </w:r>
+      <w:r>
+        <w:t xml:space="preserve"> </w:t>
+      </w:r>
+      <w:r>
+        <w:t xml:space="preserve">(dict, vazio por padrão) para instanciar o método com argumentos</w:t>
+      </w:r>
+      <w:r>
+        <w:t xml:space="preserve"> </w:t>
+      </w:r>
+      <w:r>
+        <w:t xml:space="preserve">não triviais — hoje só usado pelo caso EXT-REF-01, que precisa de</w:t>
+      </w:r>
+      <w:r>
+        <w:t xml:space="preserve"> </w:t>
+      </w:r>
+      <w:r>
+        <w:rPr>
+          <w:rStyle w:val="VerbatimChar"/>
+        </w:rPr>
+        <w:t xml:space="preserve">fonte_phi_base="aterro"</w:t>
+      </w:r>
+      <w:r>
+        <w:t xml:space="preserve">.</w:t>
       </w:r>
     </w:p>
     <w:p>
@@ -5432,6 +8672,191 @@
         <w:pStyle w:val="BodyText"/>
       </w:pPr>
       <w:r>
+        <w:t xml:space="preserve">A mesma regra de</w:t>
+      </w:r>
+      <w:r>
+        <w:t xml:space="preserve"> </w:t>
+      </w:r>
+      <w:r>
+        <w:t xml:space="preserve">“</w:t>
+      </w:r>
+      <w:r>
+        <w:t xml:space="preserve">sem Qt, então testável sem abrir janela</w:t>
+      </w:r>
+      <w:r>
+        <w:t xml:space="preserve">”</w:t>
+      </w:r>
+      <w:r>
+        <w:t xml:space="preserve"> </w:t>
+      </w:r>
+      <w:r>
+        <w:t xml:space="preserve">vale para a lógica</w:t>
+      </w:r>
+      <w:r>
+        <w:t xml:space="preserve"> </w:t>
+      </w:r>
+      <w:r>
+        <w:t xml:space="preserve">de interface que não é desenho puro:</w:t>
+      </w:r>
+      <w:r>
+        <w:t xml:space="preserve"> </w:t>
+      </w:r>
+      <w:r>
+        <w:rPr>
+          <w:rStyle w:val="VerbatimChar"/>
+        </w:rPr>
+        <w:t xml:space="preserve">test_relevancia.py</w:t>
+      </w:r>
+      <w:r>
+        <w:t xml:space="preserve">,</w:t>
+      </w:r>
+      <w:r>
+        <w:t xml:space="preserve"> </w:t>
+      </w:r>
+      <w:r>
+        <w:rPr>
+          <w:rStyle w:val="VerbatimChar"/>
+        </w:rPr>
+        <w:t xml:space="preserve">test_interpretacao.py</w:t>
+      </w:r>
+      <w:r>
+        <w:t xml:space="preserve">,</w:t>
+      </w:r>
+      <w:r>
+        <w:t xml:space="preserve"> </w:t>
+      </w:r>
+      <w:r>
+        <w:rPr>
+          <w:rStyle w:val="VerbatimChar"/>
+        </w:rPr>
+        <w:t xml:space="preserve">test_resumo_map.py</w:t>
+      </w:r>
+      <w:r>
+        <w:t xml:space="preserve">,</w:t>
+      </w:r>
+      <w:r>
+        <w:t xml:space="preserve"> </w:t>
+      </w:r>
+      <w:r>
+        <w:rPr>
+          <w:rStyle w:val="VerbatimChar"/>
+        </w:rPr>
+        <w:t xml:space="preserve">test_estado_projeto.py</w:t>
+      </w:r>
+      <w:r>
+        <w:t xml:space="preserve">,</w:t>
+      </w:r>
+      <w:r>
+        <w:t xml:space="preserve"> </w:t>
+      </w:r>
+      <w:r>
+        <w:rPr>
+          <w:rStyle w:val="VerbatimChar"/>
+        </w:rPr>
+        <w:t xml:space="preserve">test_cache_resultados.py</w:t>
+      </w:r>
+      <w:r>
+        <w:t xml:space="preserve"> </w:t>
+      </w:r>
+      <w:r>
+        <w:t xml:space="preserve">e</w:t>
+      </w:r>
+      <w:r>
+        <w:t xml:space="preserve"> </w:t>
+      </w:r>
+      <w:r>
+        <w:rPr>
+          <w:rStyle w:val="VerbatimChar"/>
+        </w:rPr>
+        <w:t xml:space="preserve">test_geometria_segura.py</w:t>
+      </w:r>
+      <w:r>
+        <w:t xml:space="preserve"> </w:t>
+      </w:r>
+      <w:r>
+        <w:t xml:space="preserve">cobrem, respectivamente, o mapa de abas relevantes</w:t>
+      </w:r>
+      <w:r>
+        <w:t xml:space="preserve"> </w:t>
+      </w:r>
+      <w:r>
+        <w:t xml:space="preserve">por método, os selos de julgamento (ADEQUADO/INSUFICIENTE, OK/ALERTA), o</w:t>
+      </w:r>
+      <w:r>
+        <w:t xml:space="preserve"> </w:t>
+      </w:r>
+      <w:r>
+        <w:t xml:space="preserve">mapeamento para o Quadro Resumo, o rastreamento de alterações não salvas, o</w:t>
+      </w:r>
+      <w:r>
+        <w:t xml:space="preserve"> </w:t>
+      </w:r>
+      <w:r>
+        <w:t xml:space="preserve">cache de resultados e a divisão segura por tangente do esquema —</w:t>
+      </w:r>
+      <w:r>
+        <w:t xml:space="preserve"> </w:t>
+      </w:r>
+      <w:r>
+        <w:rPr>
+          <w:rStyle w:val="VerbatimChar"/>
+        </w:rPr>
+        <w:t xml:space="preserve">test_validade.py</w:t>
+      </w:r>
+      <w:r>
+        <w:t xml:space="preserve"> </w:t>
+      </w:r>
+      <w:r>
+        <w:t xml:space="preserve">cobre os</w:t>
+      </w:r>
+      <w:r>
+        <w:t xml:space="preserve"> </w:t>
+      </w:r>
+      <w:r>
+        <w:rPr>
+          <w:rStyle w:val="VerbatimChar"/>
+        </w:rPr>
+        <w:t xml:space="preserve">avisos()</w:t>
+      </w:r>
+      <w:r>
+        <w:t xml:space="preserve"> </w:t>
+      </w:r>
+      <w:r>
+        <w:t xml:space="preserve">de cada método. Só o desenho do esquema (</w:t>
+      </w:r>
+      <w:r>
+        <w:rPr>
+          <w:rStyle w:val="VerbatimChar"/>
+        </w:rPr>
+        <w:t xml:space="preserve">esquema_widget.py</w:t>
+      </w:r>
+      <w:r>
+        <w:t xml:space="preserve">)</w:t>
+      </w:r>
+      <w:r>
+        <w:t xml:space="preserve"> </w:t>
+      </w:r>
+      <w:r>
+        <w:t xml:space="preserve">e a montagem dos widgets em si ficam fora do pytest, por dependerem de Qt; esses</w:t>
+      </w:r>
+      <w:r>
+        <w:t xml:space="preserve"> </w:t>
+      </w:r>
+      <w:r>
+        <w:t xml:space="preserve">foram conferidos manualmente, rodando o app e tirando screenshot do esquema de</w:t>
+      </w:r>
+      <w:r>
+        <w:t xml:space="preserve"> </w:t>
+      </w:r>
+      <w:r>
+        <w:t xml:space="preserve">cada método (seção 4).</w:t>
+      </w:r>
+    </w:p>
+    <w:p>
+      <w:pPr>
+        <w:pStyle w:val="BodyText"/>
+      </w:pPr>
+      <w:r>
         <w:t xml:space="preserve">O gabarito é</w:t>
       </w:r>
       <w:r>
@@ -5456,13 +8881,31 @@
         <w:t xml:space="preserve"> </w:t>
       </w:r>
       <w:r>
-        <w:t xml:space="preserve">FS → tan φ/tan β; consistência ΣTmax = Ea do reforço) e, opcionalmente, a</w:t>
-      </w:r>
-      <w:r>
-        <w:t xml:space="preserve"> </w:t>
-      </w:r>
-      <w:r>
-        <w:t xml:space="preserve">conferência com o programa original — para a qual existe o arquivo</w:t>
+        <w:t xml:space="preserve">FS → tan φ/tan β; consistência ΣTmax = Ea do reforço; exemplo condutor da</w:t>
+      </w:r>
+      <w:r>
+        <w:t xml:space="preserve"> </w:t>
+      </w:r>
+      <w:r>
+        <w:t xml:space="preserve">estabilidade externa, caso EXT-01), um benchmark de literatura para ela</w:t>
+      </w:r>
+      <w:r>
+        <w:t xml:space="preserve"> </w:t>
+      </w:r>
+      <w:r>
+        <w:t xml:space="preserve">(EXT-REF-01, Wesley 2009 — Pah, Pav, FS de deslizamento e tombamento, com</w:t>
+      </w:r>
+      <w:r>
+        <w:t xml:space="preserve"> </w:t>
+      </w:r>
+      <w:r>
+        <w:t xml:space="preserve">empuxo inclinado δ_ret=φ_ret) e, opcionalmente, a conferência com o programa</w:t>
+      </w:r>
+      <w:r>
+        <w:t xml:space="preserve"> </w:t>
+      </w:r>
+      <w:r>
+        <w:t xml:space="preserve">original — para a qual existe o arquivo</w:t>
       </w:r>
       <w:r>
         <w:t xml:space="preserve"> </w:t>
@@ -5477,24 +8920,24 @@
         <w:t xml:space="preserve"> </w:t>
       </w:r>
       <w:r>
-        <w:t xml:space="preserve">(hoje vazio), alimentado sob demanda sem que os</w:t>
-      </w:r>
-      <w:r>
-        <w:t xml:space="preserve"> </w:t>
-      </w:r>
-      <w:r>
-        <w:t xml:space="preserve">testes principais dependam dele.</w:t>
+        <w:t xml:space="preserve">(hoje</w:t>
+      </w:r>
+      <w:r>
+        <w:t xml:space="preserve"> </w:t>
+      </w:r>
+      <w:r>
+        <w:t xml:space="preserve">vazio), alimentado sob demanda sem que os testes principais dependam dele.</w:t>
       </w:r>
     </w:p>
     <w:p>
       <w:pPr>
         <w:pStyle w:val="Heading2"/>
       </w:pPr>
-      <w:bookmarkStart w:id="46" w:name="como-estender-o-programa"/>
+      <w:bookmarkStart w:id="47" w:name="como-estender-o-programa"/>
       <w:r>
         <w:t xml:space="preserve">18. Como estender o programa</w:t>
       </w:r>
-      <w:bookmarkEnd w:id="46"/>
+      <w:bookmarkEnd w:id="47"/>
     </w:p>
     <w:p>
       <w:pPr>
@@ -5677,11 +9120,11 @@
       <w:pPr>
         <w:pStyle w:val="Heading1"/>
       </w:pPr>
-      <w:bookmarkStart w:id="47" w:name="parte-iii-próximos-passos"/>
+      <w:bookmarkStart w:id="48" w:name="parte-iii-próximos-passos"/>
       <w:r>
         <w:t xml:space="preserve">Parte III — Próximos passos</w:t>
       </w:r>
-      <w:bookmarkEnd w:id="47"/>
+      <w:bookmarkEnd w:id="48"/>
     </w:p>
     <w:p>
       <w:pPr>
@@ -5729,11 +9172,11 @@
       <w:pPr>
         <w:pStyle w:val="Heading2"/>
       </w:pPr>
-      <w:bookmarkStart w:id="48" w:name="referências"/>
+      <w:bookmarkStart w:id="49" w:name="referências"/>
       <w:r>
         <w:t xml:space="preserve">Referências</w:t>
       </w:r>
-      <w:bookmarkEnd w:id="48"/>
+      <w:bookmarkEnd w:id="49"/>
     </w:p>
     <w:p>
       <w:pPr>
